--- a/templates/QUICK REPORT/DEFECT IR/tx-overview.docx
+++ b/templates/QUICK REPORT/DEFECT IR/tx-overview.docx
@@ -5,11 +5,17 @@
     <w:p>
       <w:pPr>
         <w:pStyle w:val="NoSpacing"/>
+        <w:rPr>
+          <w:rFonts w:cstheme="minorHAnsi"/>
+        </w:rPr>
       </w:pPr>
       <w:bookmarkStart w:id="0" w:name="_Hlk192926275"/>
       <w:bookmarkStart w:id="1" w:name="_Hlk192926323"/>
       <w:bookmarkStart w:id="2" w:name="_Hlk192777971"/>
       <w:r>
+        <w:rPr>
+          <w:rFonts w:cstheme="minorHAnsi"/>
+        </w:rPr>
         <w:tab/>
       </w:r>
     </w:p>
@@ -70,7 +76,7 @@
               <w:spacing w:after="0" w:line="240" w:lineRule="auto"/>
               <w:jc w:val="center"/>
               <w:rPr>
-                <w:rFonts w:ascii="Tahoma" w:hAnsi="Tahoma" w:cs="Tahoma"/>
+                <w:rFonts w:cstheme="minorHAnsi"/>
               </w:rPr>
             </w:pPr>
             <w:bookmarkStart w:id="3" w:name="_Hlk192926836"/>
@@ -79,6 +85,7 @@
             <w:bookmarkEnd w:id="1"/>
             <w:r>
               <w:rPr>
+                <w:rFonts w:cstheme="minorHAnsi"/>
                 <w:noProof/>
                 <w:lang w:eastAsia="en-MY"/>
               </w:rPr>
@@ -144,26 +151,14 @@
               <w:spacing w:after="0" w:line="240" w:lineRule="auto"/>
               <w:ind w:left="147"/>
               <w:rPr>
-                <w:rFonts w:ascii="Tahoma" w:hAnsi="Tahoma" w:cs="Tahoma"/>
-              </w:rPr>
-            </w:pPr>
-            <w:r>
-              <w:rPr>
-                <w:rFonts w:ascii="Tahoma" w:hAnsi="Tahoma" w:cs="Tahoma"/>
-              </w:rPr>
-              <w:t>S</w:t>
-            </w:r>
-            <w:r>
-              <w:rPr>
-                <w:rFonts w:ascii="Tahoma" w:hAnsi="Tahoma" w:cs="Tahoma"/>
-              </w:rPr>
-              <w:t>ubs</w:t>
-            </w:r>
-            <w:r>
-              <w:rPr>
-                <w:rFonts w:ascii="Tahoma" w:hAnsi="Tahoma" w:cs="Tahoma"/>
-              </w:rPr>
-              <w:t>tation</w:t>
+                <w:rFonts w:cstheme="minorHAnsi"/>
+              </w:rPr>
+            </w:pPr>
+            <w:r>
+              <w:rPr>
+                <w:rFonts w:cstheme="minorHAnsi"/>
+              </w:rPr>
+              <w:t>Substation</w:t>
             </w:r>
           </w:p>
         </w:tc>
@@ -178,26 +173,26 @@
               <w:spacing w:after="0" w:line="240" w:lineRule="auto"/>
               <w:ind w:left="139"/>
               <w:rPr>
-                <w:rFonts w:ascii="Tahoma" w:hAnsi="Tahoma" w:cs="Tahoma"/>
-              </w:rPr>
-            </w:pPr>
-            <w:r>
-              <w:rPr>
-                <w:rFonts w:ascii="Tahoma" w:hAnsi="Tahoma" w:cs="Tahoma"/>
+                <w:rFonts w:cstheme="minorHAnsi"/>
+              </w:rPr>
+            </w:pPr>
+            <w:r>
+              <w:rPr>
+                <w:rFonts w:cstheme="minorHAnsi"/>
               </w:rPr>
               <w:t xml:space="preserve">{{ </w:t>
             </w:r>
             <w:proofErr w:type="spellStart"/>
             <w:r>
               <w:rPr>
-                <w:rFonts w:ascii="Tahoma" w:hAnsi="Tahoma" w:cs="Tahoma"/>
+                <w:rFonts w:cstheme="minorHAnsi"/>
               </w:rPr>
               <w:t>substation.name_erms</w:t>
             </w:r>
             <w:proofErr w:type="spellEnd"/>
             <w:r>
               <w:rPr>
-                <w:rFonts w:ascii="Tahoma" w:hAnsi="Tahoma" w:cs="Tahoma"/>
+                <w:rFonts w:cstheme="minorHAnsi"/>
               </w:rPr>
               <w:t xml:space="preserve"> }}</w:t>
             </w:r>
@@ -214,38 +209,32 @@
               <w:spacing w:after="0" w:line="240" w:lineRule="auto"/>
               <w:ind w:left="142"/>
               <w:rPr>
-                <w:rFonts w:ascii="Tahoma" w:hAnsi="Tahoma" w:cs="Tahoma"/>
-              </w:rPr>
-            </w:pPr>
-            <w:r>
-              <w:rPr>
-                <w:rFonts w:ascii="Tahoma" w:hAnsi="Tahoma" w:cs="Tahoma"/>
-              </w:rPr>
-              <w:t>Date:</w:t>
-            </w:r>
-            <w:r>
-              <w:rPr>
-                <w:rFonts w:ascii="Tahoma" w:hAnsi="Tahoma" w:cs="Tahoma"/>
-              </w:rPr>
-              <w:t xml:space="preserve"> </w:t>
-            </w:r>
-            <w:r>
-              <w:rPr>
-                <w:rFonts w:ascii="Tahoma" w:hAnsi="Tahoma" w:cs="Tahoma"/>
+                <w:rFonts w:cstheme="minorHAnsi"/>
+              </w:rPr>
+            </w:pPr>
+            <w:r>
+              <w:rPr>
+                <w:rFonts w:cstheme="minorHAnsi"/>
+              </w:rPr>
+              <w:t xml:space="preserve">Date: </w:t>
+            </w:r>
+            <w:r>
+              <w:rPr>
+                <w:rFonts w:cstheme="minorHAnsi"/>
               </w:rPr>
               <w:t xml:space="preserve">{{ </w:t>
             </w:r>
             <w:proofErr w:type="spellStart"/>
             <w:r>
               <w:rPr>
-                <w:rFonts w:ascii="Tahoma" w:hAnsi="Tahoma" w:cs="Tahoma"/>
+                <w:rFonts w:cstheme="minorHAnsi"/>
               </w:rPr>
               <w:t>substation.date</w:t>
             </w:r>
             <w:proofErr w:type="spellEnd"/>
             <w:r>
               <w:rPr>
-                <w:rFonts w:ascii="Tahoma" w:hAnsi="Tahoma" w:cs="Tahoma"/>
+                <w:rFonts w:cstheme="minorHAnsi"/>
               </w:rPr>
               <w:t xml:space="preserve"> }}</w:t>
             </w:r>
@@ -265,7 +254,7 @@
               <w:spacing w:after="0" w:line="240" w:lineRule="auto"/>
               <w:jc w:val="center"/>
               <w:rPr>
-                <w:rFonts w:ascii="Tahoma" w:hAnsi="Tahoma" w:cs="Tahoma"/>
+                <w:rFonts w:cstheme="minorHAnsi"/>
                 <w:b/>
                 <w:u w:val="single"/>
               </w:rPr>
@@ -276,18 +265,19 @@
           <w:tcPr>
             <w:tcW w:w="1701" w:type="dxa"/>
             <w:gridSpan w:val="3"/>
+            <w:vAlign w:val="center"/>
           </w:tcPr>
           <w:p>
             <w:pPr>
               <w:spacing w:after="0" w:line="240" w:lineRule="auto"/>
               <w:ind w:left="142"/>
               <w:rPr>
-                <w:rFonts w:ascii="Tahoma" w:hAnsi="Tahoma" w:cs="Tahoma"/>
-              </w:rPr>
-            </w:pPr>
-            <w:r>
-              <w:rPr>
-                <w:rFonts w:ascii="Tahoma" w:hAnsi="Tahoma" w:cs="Tahoma"/>
+                <w:rFonts w:cstheme="minorHAnsi"/>
+              </w:rPr>
+            </w:pPr>
+            <w:r>
+              <w:rPr>
+                <w:rFonts w:cstheme="minorHAnsi"/>
               </w:rPr>
               <w:t>Equipment</w:t>
             </w:r>
@@ -297,19 +287,20 @@
           <w:tcPr>
             <w:tcW w:w="1542" w:type="dxa"/>
             <w:gridSpan w:val="2"/>
+            <w:vAlign w:val="center"/>
           </w:tcPr>
           <w:p>
             <w:pPr>
               <w:spacing w:after="0" w:line="240" w:lineRule="auto"/>
               <w:ind w:left="139"/>
               <w:rPr>
-                <w:rFonts w:ascii="Tahoma" w:hAnsi="Tahoma" w:cs="Tahoma"/>
-                <w:sz w:val="20"/>
-              </w:rPr>
-            </w:pPr>
-            <w:r>
-              <w:rPr>
-                <w:rFonts w:ascii="Tahoma" w:hAnsi="Tahoma" w:cs="Tahoma"/>
+                <w:rFonts w:cstheme="minorHAnsi"/>
+                <w:sz w:val="20"/>
+              </w:rPr>
+            </w:pPr>
+            <w:r>
+              <w:rPr>
+                <w:rFonts w:cstheme="minorHAnsi"/>
                 <w:sz w:val="20"/>
                 <w:szCs w:val="20"/>
               </w:rPr>
@@ -321,18 +312,19 @@
           <w:tcPr>
             <w:tcW w:w="1718" w:type="dxa"/>
             <w:gridSpan w:val="9"/>
+            <w:vAlign w:val="center"/>
           </w:tcPr>
           <w:p>
             <w:pPr>
               <w:spacing w:after="0" w:line="240" w:lineRule="auto"/>
               <w:ind w:left="139"/>
               <w:rPr>
-                <w:rFonts w:ascii="Tahoma" w:hAnsi="Tahoma" w:cs="Tahoma"/>
-              </w:rPr>
-            </w:pPr>
-            <w:r>
-              <w:rPr>
-                <w:rFonts w:ascii="Tahoma" w:hAnsi="Tahoma" w:cs="Tahoma"/>
+                <w:rFonts w:cstheme="minorHAnsi"/>
+              </w:rPr>
+            </w:pPr>
+            <w:r>
+              <w:rPr>
+                <w:rFonts w:cstheme="minorHAnsi"/>
               </w:rPr>
               <w:t>Manufacturer</w:t>
             </w:r>
@@ -342,32 +334,33 @@
           <w:tcPr>
             <w:tcW w:w="1560" w:type="dxa"/>
             <w:gridSpan w:val="2"/>
+            <w:vAlign w:val="center"/>
           </w:tcPr>
           <w:p>
             <w:pPr>
               <w:spacing w:after="0" w:line="240" w:lineRule="auto"/>
               <w:ind w:left="139"/>
               <w:rPr>
-                <w:rFonts w:ascii="Tahoma" w:hAnsi="Tahoma" w:cs="Tahoma"/>
-              </w:rPr>
-            </w:pPr>
-            <w:r>
-              <w:rPr>
-                <w:rFonts w:ascii="Tahoma" w:hAnsi="Tahoma" w:cs="Tahoma"/>
+                <w:rFonts w:cstheme="minorHAnsi"/>
+              </w:rPr>
+            </w:pPr>
+            <w:r>
+              <w:rPr>
+                <w:rFonts w:cstheme="minorHAnsi"/>
               </w:rPr>
               <w:t xml:space="preserve">{{ </w:t>
             </w:r>
             <w:proofErr w:type="spellStart"/>
             <w:r>
               <w:rPr>
-                <w:rFonts w:ascii="Tahoma" w:hAnsi="Tahoma" w:cs="Tahoma"/>
+                <w:rFonts w:cstheme="minorHAnsi"/>
               </w:rPr>
               <w:t>tx.manufacturer</w:t>
             </w:r>
             <w:proofErr w:type="spellEnd"/>
             <w:r>
               <w:rPr>
-                <w:rFonts w:ascii="Tahoma" w:hAnsi="Tahoma" w:cs="Tahoma"/>
+                <w:rFonts w:cstheme="minorHAnsi"/>
               </w:rPr>
               <w:t xml:space="preserve"> }}</w:t>
             </w:r>
@@ -377,38 +370,39 @@
           <w:tcPr>
             <w:tcW w:w="1984" w:type="dxa"/>
             <w:gridSpan w:val="5"/>
+            <w:vAlign w:val="center"/>
           </w:tcPr>
           <w:p>
             <w:pPr>
               <w:spacing w:after="0" w:line="240" w:lineRule="auto"/>
               <w:ind w:left="142"/>
               <w:rPr>
-                <w:rFonts w:ascii="Tahoma" w:hAnsi="Tahoma" w:cs="Tahoma"/>
-              </w:rPr>
-            </w:pPr>
-            <w:r>
-              <w:rPr>
-                <w:rFonts w:ascii="Tahoma" w:hAnsi="Tahoma" w:cs="Tahoma"/>
+                <w:rFonts w:cstheme="minorHAnsi"/>
+              </w:rPr>
+            </w:pPr>
+            <w:r>
+              <w:rPr>
+                <w:rFonts w:cstheme="minorHAnsi"/>
               </w:rPr>
               <w:t xml:space="preserve">Time: </w:t>
             </w:r>
             <w:r>
               <w:rPr>
-                <w:rFonts w:ascii="Tahoma" w:hAnsi="Tahoma" w:cs="Tahoma"/>
+                <w:rFonts w:cstheme="minorHAnsi"/>
               </w:rPr>
               <w:t xml:space="preserve">{{ </w:t>
             </w:r>
             <w:proofErr w:type="spellStart"/>
             <w:r>
               <w:rPr>
-                <w:rFonts w:ascii="Tahoma" w:hAnsi="Tahoma" w:cs="Tahoma"/>
+                <w:rFonts w:cstheme="minorHAnsi"/>
               </w:rPr>
               <w:t>substation.time</w:t>
             </w:r>
             <w:proofErr w:type="spellEnd"/>
             <w:r>
               <w:rPr>
-                <w:rFonts w:ascii="Tahoma" w:hAnsi="Tahoma" w:cs="Tahoma"/>
+                <w:rFonts w:cstheme="minorHAnsi"/>
               </w:rPr>
               <w:t xml:space="preserve"> }}</w:t>
             </w:r>
@@ -427,7 +421,7 @@
             <w:pPr>
               <w:spacing w:after="0" w:line="240" w:lineRule="auto"/>
               <w:rPr>
-                <w:rFonts w:ascii="Tahoma" w:hAnsi="Tahoma" w:cs="Tahoma"/>
+                <w:rFonts w:cstheme="minorHAnsi"/>
                 <w:b/>
                 <w:u w:val="single"/>
               </w:rPr>
@@ -438,18 +432,19 @@
           <w:tcPr>
             <w:tcW w:w="1701" w:type="dxa"/>
             <w:gridSpan w:val="3"/>
+            <w:vAlign w:val="center"/>
           </w:tcPr>
           <w:p>
             <w:pPr>
               <w:spacing w:after="0" w:line="240" w:lineRule="auto"/>
               <w:ind w:left="142"/>
               <w:rPr>
-                <w:rFonts w:ascii="Tahoma" w:hAnsi="Tahoma" w:cs="Tahoma"/>
-              </w:rPr>
-            </w:pPr>
-            <w:r>
-              <w:rPr>
-                <w:rFonts w:ascii="Tahoma" w:hAnsi="Tahoma" w:cs="Tahoma"/>
+                <w:rFonts w:cstheme="minorHAnsi"/>
+              </w:rPr>
+            </w:pPr>
+            <w:r>
+              <w:rPr>
+                <w:rFonts w:cstheme="minorHAnsi"/>
               </w:rPr>
               <w:t>Model</w:t>
             </w:r>
@@ -459,32 +454,33 @@
           <w:tcPr>
             <w:tcW w:w="1542" w:type="dxa"/>
             <w:gridSpan w:val="2"/>
+            <w:vAlign w:val="center"/>
           </w:tcPr>
           <w:p>
             <w:pPr>
               <w:spacing w:after="0" w:line="240" w:lineRule="auto"/>
               <w:ind w:left="139"/>
               <w:rPr>
-                <w:rFonts w:ascii="Tahoma" w:hAnsi="Tahoma" w:cs="Tahoma"/>
-              </w:rPr>
-            </w:pPr>
-            <w:r>
-              <w:rPr>
-                <w:rFonts w:ascii="Tahoma" w:hAnsi="Tahoma" w:cs="Tahoma"/>
+                <w:rFonts w:cstheme="minorHAnsi"/>
+              </w:rPr>
+            </w:pPr>
+            <w:r>
+              <w:rPr>
+                <w:rFonts w:cstheme="minorHAnsi"/>
               </w:rPr>
               <w:t xml:space="preserve">{{ </w:t>
             </w:r>
             <w:proofErr w:type="spellStart"/>
             <w:r>
               <w:rPr>
-                <w:rFonts w:ascii="Tahoma" w:hAnsi="Tahoma" w:cs="Tahoma"/>
+                <w:rFonts w:cstheme="minorHAnsi"/>
               </w:rPr>
               <w:t>tx.model</w:t>
             </w:r>
             <w:proofErr w:type="spellEnd"/>
             <w:r>
               <w:rPr>
-                <w:rFonts w:ascii="Tahoma" w:hAnsi="Tahoma" w:cs="Tahoma"/>
+                <w:rFonts w:cstheme="minorHAnsi"/>
               </w:rPr>
               <w:t xml:space="preserve"> }}</w:t>
             </w:r>
@@ -494,18 +490,19 @@
           <w:tcPr>
             <w:tcW w:w="1718" w:type="dxa"/>
             <w:gridSpan w:val="9"/>
+            <w:vAlign w:val="center"/>
           </w:tcPr>
           <w:p>
             <w:pPr>
               <w:spacing w:after="0" w:line="240" w:lineRule="auto"/>
               <w:ind w:left="139"/>
               <w:rPr>
-                <w:rFonts w:ascii="Tahoma" w:hAnsi="Tahoma" w:cs="Tahoma"/>
-              </w:rPr>
-            </w:pPr>
-            <w:r>
-              <w:rPr>
-                <w:rFonts w:ascii="Tahoma" w:hAnsi="Tahoma" w:cs="Tahoma"/>
+                <w:rFonts w:cstheme="minorHAnsi"/>
+              </w:rPr>
+            </w:pPr>
+            <w:r>
+              <w:rPr>
+                <w:rFonts w:cstheme="minorHAnsi"/>
               </w:rPr>
               <w:t>Rating</w:t>
             </w:r>
@@ -515,18 +512,19 @@
           <w:tcPr>
             <w:tcW w:w="1560" w:type="dxa"/>
             <w:gridSpan w:val="2"/>
+            <w:vAlign w:val="center"/>
           </w:tcPr>
           <w:p>
             <w:pPr>
               <w:spacing w:after="0" w:line="240" w:lineRule="auto"/>
               <w:ind w:left="139"/>
               <w:rPr>
-                <w:rFonts w:ascii="Tahoma" w:hAnsi="Tahoma" w:cs="Tahoma"/>
-              </w:rPr>
-            </w:pPr>
-            <w:r>
-              <w:rPr>
-                <w:rFonts w:ascii="Tahoma" w:hAnsi="Tahoma" w:cs="Tahoma"/>
+                <w:rFonts w:cstheme="minorHAnsi"/>
+              </w:rPr>
+            </w:pPr>
+            <w:r>
+              <w:rPr>
+                <w:rFonts w:cstheme="minorHAnsi"/>
                 <w:color w:val="000000"/>
               </w:rPr>
               <w:t xml:space="preserve">{{ </w:t>
@@ -534,7 +532,7 @@
             <w:proofErr w:type="spellStart"/>
             <w:r>
               <w:rPr>
-                <w:rFonts w:ascii="Tahoma" w:hAnsi="Tahoma" w:cs="Tahoma"/>
+                <w:rFonts w:cstheme="minorHAnsi"/>
                 <w:color w:val="000000"/>
               </w:rPr>
               <w:t>tx.rating</w:t>
@@ -542,7 +540,7 @@
             <w:proofErr w:type="spellEnd"/>
             <w:r>
               <w:rPr>
-                <w:rFonts w:ascii="Tahoma" w:hAnsi="Tahoma" w:cs="Tahoma"/>
+                <w:rFonts w:cstheme="minorHAnsi"/>
                 <w:color w:val="000000"/>
               </w:rPr>
               <w:t xml:space="preserve"> }}</w:t>
@@ -553,38 +551,39 @@
           <w:tcPr>
             <w:tcW w:w="1984" w:type="dxa"/>
             <w:gridSpan w:val="5"/>
+            <w:vAlign w:val="center"/>
           </w:tcPr>
           <w:p>
             <w:pPr>
               <w:spacing w:after="0" w:line="240" w:lineRule="auto"/>
               <w:ind w:left="142"/>
               <w:rPr>
-                <w:rFonts w:ascii="Tahoma" w:hAnsi="Tahoma" w:cs="Tahoma"/>
-              </w:rPr>
-            </w:pPr>
-            <w:r>
-              <w:rPr>
-                <w:rFonts w:ascii="Tahoma" w:hAnsi="Tahoma" w:cs="Tahoma"/>
+                <w:rFonts w:cstheme="minorHAnsi"/>
+              </w:rPr>
+            </w:pPr>
+            <w:r>
+              <w:rPr>
+                <w:rFonts w:cstheme="minorHAnsi"/>
               </w:rPr>
               <w:t xml:space="preserve">Humidity: </w:t>
             </w:r>
             <w:r>
               <w:rPr>
-                <w:rFonts w:ascii="Tahoma" w:hAnsi="Tahoma" w:cs="Tahoma"/>
+                <w:rFonts w:cstheme="minorHAnsi"/>
               </w:rPr>
               <w:t xml:space="preserve">{{ </w:t>
             </w:r>
             <w:proofErr w:type="spellStart"/>
             <w:r>
               <w:rPr>
-                <w:rFonts w:ascii="Tahoma" w:hAnsi="Tahoma" w:cs="Tahoma"/>
+                <w:rFonts w:cstheme="minorHAnsi"/>
               </w:rPr>
               <w:t>substation.humidity</w:t>
             </w:r>
             <w:proofErr w:type="spellEnd"/>
             <w:r>
               <w:rPr>
-                <w:rFonts w:ascii="Tahoma" w:hAnsi="Tahoma" w:cs="Tahoma"/>
+                <w:rFonts w:cstheme="minorHAnsi"/>
               </w:rPr>
               <w:t xml:space="preserve"> }}</w:t>
             </w:r>
@@ -603,7 +602,7 @@
             <w:pPr>
               <w:spacing w:after="0" w:line="240" w:lineRule="auto"/>
               <w:rPr>
-                <w:rFonts w:ascii="Tahoma" w:hAnsi="Tahoma" w:cs="Tahoma"/>
+                <w:rFonts w:cstheme="minorHAnsi"/>
                 <w:b/>
                 <w:u w:val="single"/>
               </w:rPr>
@@ -614,18 +613,19 @@
           <w:tcPr>
             <w:tcW w:w="1701" w:type="dxa"/>
             <w:gridSpan w:val="3"/>
+            <w:vAlign w:val="center"/>
           </w:tcPr>
           <w:p>
             <w:pPr>
               <w:spacing w:after="0" w:line="240" w:lineRule="auto"/>
               <w:ind w:left="142"/>
               <w:rPr>
-                <w:rFonts w:ascii="Tahoma" w:hAnsi="Tahoma" w:cs="Tahoma"/>
-              </w:rPr>
-            </w:pPr>
-            <w:r>
-              <w:rPr>
-                <w:rFonts w:ascii="Tahoma" w:hAnsi="Tahoma" w:cs="Tahoma"/>
+                <w:rFonts w:cstheme="minorHAnsi"/>
+              </w:rPr>
+            </w:pPr>
+            <w:r>
+              <w:rPr>
+                <w:rFonts w:cstheme="minorHAnsi"/>
               </w:rPr>
               <w:t>Area</w:t>
             </w:r>
@@ -635,32 +635,33 @@
           <w:tcPr>
             <w:tcW w:w="3260" w:type="dxa"/>
             <w:gridSpan w:val="11"/>
+            <w:vAlign w:val="center"/>
           </w:tcPr>
           <w:p>
             <w:pPr>
               <w:spacing w:after="0" w:line="240" w:lineRule="auto"/>
               <w:ind w:left="139"/>
               <w:rPr>
-                <w:rFonts w:ascii="Tahoma" w:hAnsi="Tahoma" w:cs="Tahoma"/>
-              </w:rPr>
-            </w:pPr>
-            <w:r>
-              <w:rPr>
-                <w:rFonts w:ascii="Tahoma" w:hAnsi="Tahoma" w:cs="Tahoma"/>
+                <w:rFonts w:cstheme="minorHAnsi"/>
+              </w:rPr>
+            </w:pPr>
+            <w:r>
+              <w:rPr>
+                <w:rFonts w:cstheme="minorHAnsi"/>
               </w:rPr>
               <w:t xml:space="preserve">{{ </w:t>
             </w:r>
             <w:proofErr w:type="spellStart"/>
             <w:r>
               <w:rPr>
-                <w:rFonts w:ascii="Tahoma" w:hAnsi="Tahoma" w:cs="Tahoma"/>
+                <w:rFonts w:cstheme="minorHAnsi"/>
               </w:rPr>
               <w:t>tx.area</w:t>
             </w:r>
             <w:proofErr w:type="spellEnd"/>
             <w:r>
               <w:rPr>
-                <w:rFonts w:ascii="Tahoma" w:hAnsi="Tahoma" w:cs="Tahoma"/>
+                <w:rFonts w:cstheme="minorHAnsi"/>
               </w:rPr>
               <w:t xml:space="preserve"> }}</w:t>
             </w:r>
@@ -670,26 +671,21 @@
           <w:tcPr>
             <w:tcW w:w="1560" w:type="dxa"/>
             <w:gridSpan w:val="2"/>
+            <w:vAlign w:val="center"/>
           </w:tcPr>
           <w:p>
             <w:pPr>
               <w:spacing w:after="0" w:line="240" w:lineRule="auto"/>
               <w:ind w:left="139"/>
               <w:rPr>
-                <w:rFonts w:ascii="Tahoma" w:hAnsi="Tahoma" w:cs="Tahoma"/>
-              </w:rPr>
-            </w:pPr>
-            <w:r>
-              <w:rPr>
-                <w:rFonts w:ascii="Tahoma" w:hAnsi="Tahoma" w:cs="Tahoma"/>
-              </w:rPr>
-              <w:t>Tx</w:t>
-            </w:r>
-            <w:r>
-              <w:rPr>
-                <w:rFonts w:ascii="Tahoma" w:hAnsi="Tahoma" w:cs="Tahoma"/>
-              </w:rPr>
-              <w:t xml:space="preserve"> No.</w:t>
+                <w:rFonts w:cstheme="minorHAnsi"/>
+              </w:rPr>
+            </w:pPr>
+            <w:r>
+              <w:rPr>
+                <w:rFonts w:cstheme="minorHAnsi"/>
+              </w:rPr>
+              <w:t>Tx No.</w:t>
             </w:r>
           </w:p>
         </w:tc>
@@ -697,32 +693,33 @@
           <w:tcPr>
             <w:tcW w:w="1984" w:type="dxa"/>
             <w:gridSpan w:val="5"/>
+            <w:vAlign w:val="center"/>
           </w:tcPr>
           <w:p>
             <w:pPr>
               <w:spacing w:after="0" w:line="240" w:lineRule="auto"/>
               <w:ind w:left="142"/>
               <w:rPr>
-                <w:rFonts w:ascii="Tahoma" w:hAnsi="Tahoma" w:cs="Tahoma"/>
-              </w:rPr>
-            </w:pPr>
-            <w:r>
-              <w:rPr>
-                <w:rFonts w:ascii="Tahoma" w:hAnsi="Tahoma" w:cs="Tahoma"/>
+                <w:rFonts w:cstheme="minorHAnsi"/>
+              </w:rPr>
+            </w:pPr>
+            <w:r>
+              <w:rPr>
+                <w:rFonts w:cstheme="minorHAnsi"/>
               </w:rPr>
               <w:t xml:space="preserve">{{ </w:t>
             </w:r>
             <w:proofErr w:type="spellStart"/>
             <w:r>
               <w:rPr>
-                <w:rFonts w:ascii="Tahoma" w:hAnsi="Tahoma" w:cs="Tahoma"/>
+                <w:rFonts w:cstheme="minorHAnsi"/>
               </w:rPr>
               <w:t>tx.number</w:t>
             </w:r>
             <w:proofErr w:type="spellEnd"/>
             <w:r>
               <w:rPr>
-                <w:rFonts w:ascii="Tahoma" w:hAnsi="Tahoma" w:cs="Tahoma"/>
+                <w:rFonts w:cstheme="minorHAnsi"/>
               </w:rPr>
               <w:t xml:space="preserve"> }}</w:t>
             </w:r>
@@ -744,12 +741,12 @@
               <w:spacing w:after="0" w:line="240" w:lineRule="auto"/>
               <w:jc w:val="center"/>
               <w:rPr>
-                <w:rFonts w:ascii="Tahoma" w:hAnsi="Tahoma" w:cs="Tahoma"/>
-              </w:rPr>
-            </w:pPr>
-            <w:r>
-              <w:rPr>
-                <w:rFonts w:ascii="Tahoma" w:hAnsi="Tahoma" w:cs="Tahoma"/>
+                <w:rFonts w:cstheme="minorHAnsi"/>
+              </w:rPr>
+            </w:pPr>
+            <w:r>
+              <w:rPr>
+                <w:rFonts w:cstheme="minorHAnsi"/>
               </w:rPr>
               <w:t>Location</w:t>
             </w:r>
@@ -769,26 +766,26 @@
               <w:spacing w:after="0" w:line="240" w:lineRule="auto"/>
               <w:ind w:left="142"/>
               <w:rPr>
-                <w:rFonts w:ascii="Tahoma" w:hAnsi="Tahoma" w:cs="Tahoma"/>
-              </w:rPr>
-            </w:pPr>
-            <w:r>
-              <w:rPr>
-                <w:rFonts w:ascii="Tahoma" w:hAnsi="Tahoma" w:cs="Tahoma"/>
+                <w:rFonts w:cstheme="minorHAnsi"/>
+              </w:rPr>
+            </w:pPr>
+            <w:r>
+              <w:rPr>
+                <w:rFonts w:cstheme="minorHAnsi"/>
               </w:rPr>
               <w:t xml:space="preserve">{{ </w:t>
             </w:r>
             <w:proofErr w:type="spellStart"/>
             <w:r>
               <w:rPr>
-                <w:rFonts w:ascii="Tahoma" w:hAnsi="Tahoma" w:cs="Tahoma"/>
+                <w:rFonts w:cstheme="minorHAnsi"/>
               </w:rPr>
               <w:t>tx.location</w:t>
             </w:r>
             <w:proofErr w:type="spellEnd"/>
             <w:r>
               <w:rPr>
-                <w:rFonts w:ascii="Tahoma" w:hAnsi="Tahoma" w:cs="Tahoma"/>
+                <w:rFonts w:cstheme="minorHAnsi"/>
               </w:rPr>
               <w:t xml:space="preserve"> }}</w:t>
             </w:r>
@@ -809,7 +806,7 @@
             <w:pPr>
               <w:spacing w:after="0" w:line="240" w:lineRule="auto"/>
               <w:rPr>
-                <w:rFonts w:ascii="Tahoma" w:hAnsi="Tahoma" w:cs="Tahoma"/>
+                <w:rFonts w:cstheme="minorHAnsi"/>
                 <w:b/>
                 <w:sz w:val="16"/>
                 <w:u w:val="single"/>
@@ -831,7 +828,7 @@
             <w:pPr>
               <w:spacing w:after="0" w:line="240" w:lineRule="auto"/>
               <w:rPr>
-                <w:rFonts w:ascii="Tahoma" w:hAnsi="Tahoma" w:cs="Tahoma"/>
+                <w:rFonts w:cstheme="minorHAnsi"/>
                 <w:b/>
                 <w:sz w:val="10"/>
                 <w:szCs w:val="16"/>
@@ -855,7 +852,7 @@
             <w:pPr>
               <w:spacing w:after="0" w:line="240" w:lineRule="auto"/>
               <w:rPr>
-                <w:rFonts w:ascii="Tahoma" w:hAnsi="Tahoma" w:cs="Tahoma"/>
+                <w:rFonts w:cstheme="minorHAnsi"/>
                 <w:b/>
                 <w:sz w:val="10"/>
                 <w:szCs w:val="16"/>
@@ -877,7 +874,7 @@
             <w:pPr>
               <w:spacing w:after="0" w:line="240" w:lineRule="auto"/>
               <w:rPr>
-                <w:rFonts w:ascii="Tahoma" w:hAnsi="Tahoma" w:cs="Tahoma"/>
+                <w:rFonts w:cstheme="minorHAnsi"/>
                 <w:b/>
                 <w:sz w:val="10"/>
                 <w:szCs w:val="16"/>
@@ -900,7 +897,7 @@
             <w:pPr>
               <w:spacing w:after="0" w:line="240" w:lineRule="auto"/>
               <w:rPr>
-                <w:rFonts w:ascii="Tahoma" w:hAnsi="Tahoma" w:cs="Tahoma"/>
+                <w:rFonts w:cstheme="minorHAnsi"/>
                 <w:b/>
                 <w:u w:val="single"/>
               </w:rPr>
@@ -921,12 +918,12 @@
               <w:spacing w:after="0" w:line="240" w:lineRule="auto"/>
               <w:jc w:val="center"/>
               <w:rPr>
-                <w:rFonts w:ascii="Tahoma" w:hAnsi="Tahoma" w:cs="Tahoma"/>
-              </w:rPr>
-            </w:pPr>
-            <w:r>
-              <w:rPr>
-                <w:rFonts w:ascii="Tahoma" w:hAnsi="Tahoma" w:cs="Tahoma"/>
+                <w:rFonts w:cstheme="minorHAnsi"/>
+              </w:rPr>
+            </w:pPr>
+            <w:r>
+              <w:rPr>
+                <w:rFonts w:cstheme="minorHAnsi"/>
                 <w:b/>
               </w:rPr>
               <w:t>IR IMAGE</w:t>
@@ -949,7 +946,7 @@
               <w:spacing w:after="0" w:line="240" w:lineRule="auto"/>
               <w:jc w:val="center"/>
               <w:rPr>
-                <w:rFonts w:ascii="Tahoma" w:hAnsi="Tahoma" w:cs="Tahoma"/>
+                <w:rFonts w:cstheme="minorHAnsi"/>
                 <w:b/>
                 <w:u w:val="single"/>
               </w:rPr>
@@ -972,7 +969,7 @@
               <w:spacing w:after="0" w:line="240" w:lineRule="auto"/>
               <w:jc w:val="center"/>
               <w:rPr>
-                <w:rFonts w:ascii="Tahoma" w:hAnsi="Tahoma" w:cs="Tahoma"/>
+                <w:rFonts w:cstheme="minorHAnsi"/>
                 <w:b/>
                 <w:u w:val="single"/>
               </w:rPr>
@@ -993,13 +990,13 @@
               <w:spacing w:after="0" w:line="240" w:lineRule="auto"/>
               <w:jc w:val="center"/>
               <w:rPr>
-                <w:rFonts w:ascii="Tahoma" w:hAnsi="Tahoma" w:cs="Tahoma"/>
-                <w:b/>
-              </w:rPr>
-            </w:pPr>
-            <w:r>
-              <w:rPr>
-                <w:rFonts w:ascii="Tahoma" w:hAnsi="Tahoma" w:cs="Tahoma"/>
+                <w:rFonts w:cstheme="minorHAnsi"/>
+                <w:b/>
+              </w:rPr>
+            </w:pPr>
+            <w:r>
+              <w:rPr>
+                <w:rFonts w:cstheme="minorHAnsi"/>
                 <w:b/>
               </w:rPr>
               <w:t>VISUAL IMAGE</w:t>
@@ -1018,7 +1015,7 @@
             <w:pPr>
               <w:spacing w:after="0" w:line="240" w:lineRule="auto"/>
               <w:rPr>
-                <w:rFonts w:ascii="Tahoma" w:hAnsi="Tahoma" w:cs="Tahoma"/>
+                <w:rFonts w:cstheme="minorHAnsi"/>
                 <w:b/>
                 <w:u w:val="single"/>
               </w:rPr>
@@ -1040,7 +1037,7 @@
             <w:pPr>
               <w:spacing w:after="0" w:line="240" w:lineRule="auto"/>
               <w:rPr>
-                <w:rFonts w:ascii="Tahoma" w:hAnsi="Tahoma" w:cs="Tahoma"/>
+                <w:rFonts w:cstheme="minorHAnsi"/>
                 <w:b/>
                 <w:sz w:val="10"/>
                 <w:szCs w:val="16"/>
@@ -1064,7 +1061,7 @@
             <w:pPr>
               <w:spacing w:after="0" w:line="240" w:lineRule="auto"/>
               <w:rPr>
-                <w:rFonts w:ascii="Tahoma" w:hAnsi="Tahoma" w:cs="Tahoma"/>
+                <w:rFonts w:cstheme="minorHAnsi"/>
                 <w:b/>
                 <w:sz w:val="10"/>
                 <w:szCs w:val="16"/>
@@ -1087,7 +1084,7 @@
             <w:pPr>
               <w:spacing w:after="0" w:line="240" w:lineRule="auto"/>
               <w:rPr>
-                <w:rFonts w:ascii="Tahoma" w:hAnsi="Tahoma" w:cs="Tahoma"/>
+                <w:rFonts w:cstheme="minorHAnsi"/>
                 <w:b/>
                 <w:sz w:val="10"/>
                 <w:szCs w:val="16"/>
@@ -1113,7 +1110,7 @@
             <w:pPr>
               <w:spacing w:after="0" w:line="240" w:lineRule="auto"/>
               <w:rPr>
-                <w:rFonts w:ascii="Tahoma" w:hAnsi="Tahoma" w:cs="Tahoma"/>
+                <w:rFonts w:cstheme="minorHAnsi"/>
                 <w:b/>
                 <w:sz w:val="10"/>
                 <w:szCs w:val="16"/>
@@ -1136,13 +1133,13 @@
               <w:spacing w:after="0" w:line="240" w:lineRule="auto"/>
               <w:jc w:val="center"/>
               <w:rPr>
-                <w:rFonts w:ascii="Tahoma" w:hAnsi="Tahoma" w:cs="Tahoma"/>
-                <w:b/>
-              </w:rPr>
-            </w:pPr>
-            <w:r>
-              <w:rPr>
-                <w:rFonts w:ascii="Tahoma" w:eastAsia="Calibri" w:hAnsi="Tahoma" w:cs="Tahoma"/>
+                <w:rFonts w:cstheme="minorHAnsi"/>
+                <w:b/>
+              </w:rPr>
+            </w:pPr>
+            <w:r>
+              <w:rPr>
+                <w:rFonts w:eastAsia="Calibri" w:cstheme="minorHAnsi"/>
                 <w:b/>
                 <w:kern w:val="0"/>
                 <w14:ligatures w14:val="none"/>
@@ -1167,10 +1164,10 @@
                   <v:path o:extrusionok="f" gradientshapeok="t" o:connecttype="rect"/>
                   <o:lock v:ext="edit" aspectratio="t"/>
                 </v:shapetype>
-                <v:shape id="_x0000_i1027" type="#_x0000_t75" style="width:237.65pt;height:147.5pt" o:ole="">
+                <v:shape id="_x0000_i1030" type="#_x0000_t75" style="width:237.85pt;height:147.55pt" o:ole="">
                   <v:imagedata r:id="rId7" o:title="" croptop="1206f" cropbottom="3617f" cropleft="781f" cropright="781f"/>
                 </v:shape>
-                <w:control r:id="rId8" w:name="CIRViewer1211111131" w:shapeid="_x0000_i1027"/>
+                <w:control r:id="rId8" w:name="CIRViewer1211111131" w:shapeid="_x0000_i1030"/>
               </w:object>
             </w:r>
           </w:p>
@@ -1191,7 +1188,7 @@
               <w:spacing w:after="0" w:line="240" w:lineRule="auto"/>
               <w:jc w:val="center"/>
               <w:rPr>
-                <w:rFonts w:ascii="Tahoma" w:hAnsi="Tahoma" w:cs="Tahoma"/>
+                <w:rFonts w:cstheme="minorHAnsi"/>
                 <w:b/>
                 <w:u w:val="single"/>
               </w:rPr>
@@ -1214,7 +1211,7 @@
               <w:spacing w:after="0" w:line="240" w:lineRule="auto"/>
               <w:jc w:val="center"/>
               <w:rPr>
-                <w:rFonts w:ascii="Tahoma" w:hAnsi="Tahoma" w:cs="Tahoma"/>
+                <w:rFonts w:cstheme="minorHAnsi"/>
                 <w:b/>
                 <w:u w:val="single"/>
               </w:rPr>
@@ -1235,49 +1232,28 @@
               <w:spacing w:after="0" w:line="240" w:lineRule="auto"/>
               <w:jc w:val="center"/>
               <w:rPr>
-                <w:rFonts w:ascii="Tahoma" w:hAnsi="Tahoma" w:cs="Tahoma"/>
-              </w:rPr>
-            </w:pPr>
-            <w:r>
-              <w:rPr>
-                <w:rFonts w:ascii="Tahoma" w:hAnsi="Tahoma" w:cs="Tahoma"/>
-                <w:noProof/>
-              </w:rPr>
-              <w:drawing>
-                <wp:inline distT="0" distB="0" distL="0" distR="0" wp14:anchorId="5221CF64" wp14:editId="761E068B">
-                  <wp:extent cx="2526030" cy="2052320"/>
-                  <wp:effectExtent l="0" t="0" r="7620" b="5080"/>
-                  <wp:docPr id="1057877412" name="Picture 1"/>
-                  <wp:cNvGraphicFramePr>
-                    <a:graphicFrameLocks xmlns:a="http://schemas.openxmlformats.org/drawingml/2006/main" noChangeAspect="1"/>
-                  </wp:cNvGraphicFramePr>
-                  <a:graphic xmlns:a="http://schemas.openxmlformats.org/drawingml/2006/main">
-                    <a:graphicData uri="http://schemas.openxmlformats.org/drawingml/2006/picture">
-                      <pic:pic xmlns:pic="http://schemas.openxmlformats.org/drawingml/2006/picture">
-                        <pic:nvPicPr>
-                          <pic:cNvPr id="1057877412" name=""/>
-                          <pic:cNvPicPr/>
-                        </pic:nvPicPr>
-                        <pic:blipFill>
-                          <a:blip r:embed="rId9"/>
-                          <a:stretch>
-                            <a:fillRect/>
-                          </a:stretch>
-                        </pic:blipFill>
-                        <pic:spPr>
-                          <a:xfrm>
-                            <a:off x="0" y="0"/>
-                            <a:ext cx="2526030" cy="2052320"/>
-                          </a:xfrm>
-                          <a:prstGeom prst="rect">
-                            <a:avLst/>
-                          </a:prstGeom>
-                        </pic:spPr>
-                      </pic:pic>
-                    </a:graphicData>
-                  </a:graphic>
-                </wp:inline>
-              </w:drawing>
+                <w:rFonts w:cstheme="minorHAnsi"/>
+              </w:rPr>
+            </w:pPr>
+            <w:r>
+              <w:rPr>
+                <w:rFonts w:cstheme="minorHAnsi"/>
+              </w:rPr>
+              <w:t xml:space="preserve">{{ </w:t>
+            </w:r>
+            <w:proofErr w:type="spellStart"/>
+            <w:r>
+              <w:rPr>
+                <w:rFonts w:cstheme="minorHAnsi"/>
+              </w:rPr>
+              <w:t>visual.image</w:t>
+            </w:r>
+            <w:proofErr w:type="spellEnd"/>
+            <w:r>
+              <w:rPr>
+                <w:rFonts w:cstheme="minorHAnsi"/>
+              </w:rPr>
+              <w:t xml:space="preserve"> }}</w:t>
             </w:r>
           </w:p>
         </w:tc>
@@ -1294,7 +1270,7 @@
             <w:pPr>
               <w:spacing w:after="0" w:line="240" w:lineRule="auto"/>
               <w:rPr>
-                <w:rFonts w:ascii="Tahoma" w:hAnsi="Tahoma" w:cs="Tahoma"/>
+                <w:rFonts w:cstheme="minorHAnsi"/>
                 <w:b/>
                 <w:sz w:val="10"/>
                 <w:szCs w:val="16"/>
@@ -1318,7 +1294,7 @@
             <w:pPr>
               <w:spacing w:after="0" w:line="240" w:lineRule="auto"/>
               <w:rPr>
-                <w:rFonts w:ascii="Tahoma" w:hAnsi="Tahoma" w:cs="Tahoma"/>
+                <w:rFonts w:cstheme="minorHAnsi"/>
                 <w:b/>
                 <w:sz w:val="10"/>
                 <w:u w:val="single"/>
@@ -1341,7 +1317,7 @@
             <w:pPr>
               <w:spacing w:after="0" w:line="240" w:lineRule="auto"/>
               <w:rPr>
-                <w:rFonts w:ascii="Tahoma" w:hAnsi="Tahoma" w:cs="Tahoma"/>
+                <w:rFonts w:cstheme="minorHAnsi"/>
                 <w:b/>
                 <w:sz w:val="10"/>
                 <w:u w:val="single"/>
@@ -1362,7 +1338,7 @@
             <w:pPr>
               <w:spacing w:after="0" w:line="240" w:lineRule="auto"/>
               <w:rPr>
-                <w:rFonts w:ascii="Tahoma" w:hAnsi="Tahoma" w:cs="Tahoma"/>
+                <w:rFonts w:cstheme="minorHAnsi"/>
                 <w:b/>
                 <w:sz w:val="10"/>
                 <w:u w:val="single"/>
@@ -1384,7 +1360,7 @@
             <w:pPr>
               <w:spacing w:after="0" w:line="240" w:lineRule="auto"/>
               <w:rPr>
-                <w:rFonts w:ascii="Tahoma" w:hAnsi="Tahoma" w:cs="Tahoma"/>
+                <w:rFonts w:cstheme="minorHAnsi"/>
                 <w:b/>
                 <w:u w:val="single"/>
               </w:rPr>
@@ -1404,13 +1380,13 @@
               <w:spacing w:after="0" w:line="240" w:lineRule="auto"/>
               <w:ind w:left="144"/>
               <w:rPr>
-                <w:rFonts w:ascii="Tahoma" w:hAnsi="Tahoma" w:cs="Tahoma"/>
-                <w:b/>
-              </w:rPr>
-            </w:pPr>
-            <w:r>
-              <w:rPr>
-                <w:rFonts w:ascii="Tahoma" w:hAnsi="Tahoma" w:cs="Tahoma"/>
+                <w:rFonts w:cstheme="minorHAnsi"/>
+                <w:b/>
+              </w:rPr>
+            </w:pPr>
+            <w:r>
+              <w:rPr>
+                <w:rFonts w:cstheme="minorHAnsi"/>
                 <w:b/>
               </w:rPr>
               <w:t>PARAMETER</w:t>
@@ -1431,13 +1407,13 @@
               <w:spacing w:after="0" w:line="240" w:lineRule="auto"/>
               <w:jc w:val="center"/>
               <w:rPr>
-                <w:rFonts w:ascii="Tahoma" w:hAnsi="Tahoma" w:cs="Tahoma"/>
-                <w:b/>
-              </w:rPr>
-            </w:pPr>
-            <w:r>
-              <w:rPr>
-                <w:rFonts w:ascii="Tahoma" w:hAnsi="Tahoma" w:cs="Tahoma"/>
+                <w:rFonts w:cstheme="minorHAnsi"/>
+                <w:b/>
+              </w:rPr>
+            </w:pPr>
+            <w:r>
+              <w:rPr>
+                <w:rFonts w:cstheme="minorHAnsi"/>
                 <w:b/>
               </w:rPr>
               <w:t>VALUE</w:t>
@@ -1458,7 +1434,7 @@
             <w:pPr>
               <w:spacing w:after="0" w:line="240" w:lineRule="auto"/>
               <w:rPr>
-                <w:rFonts w:ascii="Tahoma" w:hAnsi="Tahoma" w:cs="Tahoma"/>
+                <w:rFonts w:cstheme="minorHAnsi"/>
                 <w:b/>
                 <w:u w:val="single"/>
               </w:rPr>
@@ -1479,7 +1455,7 @@
             <w:pPr>
               <w:spacing w:after="0" w:line="240" w:lineRule="auto"/>
               <w:rPr>
-                <w:rFonts w:ascii="Tahoma" w:hAnsi="Tahoma" w:cs="Tahoma"/>
+                <w:rFonts w:cstheme="minorHAnsi"/>
                 <w:b/>
                 <w:u w:val="single"/>
               </w:rPr>
@@ -1500,7 +1476,7 @@
             <w:pPr>
               <w:spacing w:after="0" w:line="240" w:lineRule="auto"/>
               <w:rPr>
-                <w:rFonts w:ascii="Tahoma" w:hAnsi="Tahoma" w:cs="Tahoma"/>
+                <w:rFonts w:cstheme="minorHAnsi"/>
                 <w:b/>
                 <w:u w:val="single"/>
               </w:rPr>
@@ -1520,7 +1496,7 @@
             <w:pPr>
               <w:spacing w:after="0" w:line="240" w:lineRule="auto"/>
               <w:rPr>
-                <w:rFonts w:ascii="Tahoma" w:hAnsi="Tahoma" w:cs="Tahoma"/>
+                <w:rFonts w:cstheme="minorHAnsi"/>
                 <w:b/>
                 <w:u w:val="single"/>
               </w:rPr>
@@ -1541,7 +1517,7 @@
             <w:pPr>
               <w:spacing w:after="0" w:line="240" w:lineRule="auto"/>
               <w:rPr>
-                <w:rFonts w:ascii="Tahoma" w:hAnsi="Tahoma" w:cs="Tahoma"/>
+                <w:rFonts w:cstheme="minorHAnsi"/>
                 <w:b/>
                 <w:u w:val="single"/>
               </w:rPr>
@@ -1559,26 +1535,18 @@
               <w:spacing w:after="0" w:line="240" w:lineRule="auto"/>
               <w:ind w:left="144"/>
               <w:rPr>
-                <w:rFonts w:ascii="Tahoma" w:hAnsi="Tahoma" w:cs="Tahoma"/>
-                <w:sz w:val="20"/>
-                <w:szCs w:val="18"/>
-              </w:rPr>
-            </w:pPr>
-            <w:r>
-              <w:rPr>
-                <w:rFonts w:ascii="Tahoma" w:hAnsi="Tahoma" w:cs="Tahoma"/>
-                <w:sz w:val="20"/>
-                <w:szCs w:val="18"/>
-              </w:rPr>
-              <w:t>Spot Temp.1 (Sp</w:t>
-            </w:r>
-            <w:r>
-              <w:rPr>
-                <w:rFonts w:ascii="Tahoma" w:hAnsi="Tahoma" w:cs="Tahoma"/>
-                <w:sz w:val="20"/>
-                <w:szCs w:val="18"/>
-              </w:rPr>
-              <w:t>1)</w:t>
+                <w:rFonts w:cstheme="minorHAnsi"/>
+                <w:sz w:val="20"/>
+                <w:szCs w:val="18"/>
+              </w:rPr>
+            </w:pPr>
+            <w:r>
+              <w:rPr>
+                <w:rFonts w:cstheme="minorHAnsi"/>
+                <w:sz w:val="20"/>
+                <w:szCs w:val="18"/>
+              </w:rPr>
+              <w:t>Spot Temp.1 (Sp1)</w:t>
             </w:r>
           </w:p>
         </w:tc>
@@ -1593,14 +1561,14 @@
               <w:spacing w:after="0" w:line="240" w:lineRule="auto"/>
               <w:jc w:val="center"/>
               <w:rPr>
-                <w:rFonts w:ascii="Tahoma" w:hAnsi="Tahoma" w:cs="Tahoma"/>
-                <w:sz w:val="20"/>
-                <w:szCs w:val="18"/>
-              </w:rPr>
-            </w:pPr>
-            <w:r>
-              <w:rPr>
-                <w:rFonts w:ascii="Tahoma" w:hAnsi="Tahoma" w:cs="Tahoma"/>
+                <w:rFonts w:cstheme="minorHAnsi"/>
+                <w:sz w:val="20"/>
+                <w:szCs w:val="18"/>
+              </w:rPr>
+            </w:pPr>
+            <w:r>
+              <w:rPr>
+                <w:rFonts w:cstheme="minorHAnsi"/>
                 <w:sz w:val="20"/>
                 <w:szCs w:val="18"/>
               </w:rPr>
@@ -1608,15 +1576,15 @@
             </w:r>
             <w:r>
               <w:rPr>
-                <w:rFonts w:ascii="Tahoma" w:hAnsi="Tahoma" w:cs="Tahoma"/>
-                <w:sz w:val="20"/>
-                <w:szCs w:val="18"/>
-              </w:rPr>
-              <w:instrText xml:space="preserve">DOCVARIABLE _Fd39555029 \* MERGEFORMAT </w:instrText>
-            </w:r>
-            <w:r>
-              <w:rPr>
-                <w:rFonts w:ascii="Tahoma" w:hAnsi="Tahoma" w:cs="Tahoma"/>
+                <w:rFonts w:cstheme="minorHAnsi"/>
+                <w:sz w:val="20"/>
+                <w:szCs w:val="18"/>
+              </w:rPr>
+              <w:instrText xml:space="preserve">DOCVARIABLE _Fd629169795 \* MERGEFORMAT </w:instrText>
+            </w:r>
+            <w:r>
+              <w:rPr>
+                <w:rFonts w:cstheme="minorHAnsi"/>
                 <w:sz w:val="20"/>
                 <w:szCs w:val="18"/>
               </w:rPr>
@@ -1624,7 +1592,7 @@
             </w:r>
             <w:r>
               <w:rPr>
-                <w:rFonts w:ascii="Tahoma" w:hAnsi="Tahoma" w:cs="Tahoma"/>
+                <w:rFonts w:cstheme="minorHAnsi"/>
                 <w:sz w:val="20"/>
                 <w:szCs w:val="18"/>
               </w:rPr>
@@ -1632,7 +1600,7 @@
             </w:r>
             <w:r>
               <w:rPr>
-                <w:rFonts w:ascii="Tahoma" w:hAnsi="Tahoma" w:cs="Tahoma"/>
+                <w:rFonts w:cstheme="minorHAnsi"/>
                 <w:sz w:val="20"/>
                 <w:szCs w:val="18"/>
               </w:rPr>
@@ -1653,7 +1621,7 @@
             <w:pPr>
               <w:spacing w:after="0" w:line="240" w:lineRule="auto"/>
               <w:rPr>
-                <w:rFonts w:ascii="Tahoma" w:hAnsi="Tahoma" w:cs="Tahoma"/>
+                <w:rFonts w:cstheme="minorHAnsi"/>
                 <w:b/>
                 <w:u w:val="single"/>
               </w:rPr>
@@ -1671,13 +1639,13 @@
               <w:ind w:left="88" w:right="33"/>
               <w:jc w:val="both"/>
               <w:rPr>
-                <w:rFonts w:ascii="Tahoma" w:hAnsi="Tahoma" w:cs="Tahoma"/>
-                <w:b/>
-              </w:rPr>
-            </w:pPr>
-            <w:r>
-              <w:rPr>
-                <w:rFonts w:ascii="Tahoma" w:hAnsi="Tahoma" w:cs="Tahoma"/>
+                <w:rFonts w:cstheme="minorHAnsi"/>
+                <w:b/>
+              </w:rPr>
+            </w:pPr>
+            <w:r>
+              <w:rPr>
+                <w:rFonts w:cstheme="minorHAnsi"/>
                 <w:b/>
               </w:rPr>
               <w:t>PARAMETER</w:t>
@@ -1696,13 +1664,13 @@
               <w:ind w:right="33"/>
               <w:jc w:val="center"/>
               <w:rPr>
-                <w:rFonts w:ascii="Tahoma" w:hAnsi="Tahoma" w:cs="Tahoma"/>
-                <w:b/>
-              </w:rPr>
-            </w:pPr>
-            <w:r>
-              <w:rPr>
-                <w:rFonts w:ascii="Tahoma" w:hAnsi="Tahoma" w:cs="Tahoma"/>
+                <w:rFonts w:cstheme="minorHAnsi"/>
+                <w:b/>
+              </w:rPr>
+            </w:pPr>
+            <w:r>
+              <w:rPr>
+                <w:rFonts w:cstheme="minorHAnsi"/>
                 <w:b/>
               </w:rPr>
               <w:t>VALUE</w:t>
@@ -1721,7 +1689,7 @@
             <w:pPr>
               <w:spacing w:after="0" w:line="240" w:lineRule="auto"/>
               <w:rPr>
-                <w:rFonts w:ascii="Tahoma" w:hAnsi="Tahoma" w:cs="Tahoma"/>
+                <w:rFonts w:cstheme="minorHAnsi"/>
                 <w:b/>
                 <w:u w:val="single"/>
               </w:rPr>
@@ -1742,7 +1710,7 @@
             <w:pPr>
               <w:spacing w:after="0" w:line="240" w:lineRule="auto"/>
               <w:rPr>
-                <w:rFonts w:ascii="Tahoma" w:hAnsi="Tahoma" w:cs="Tahoma"/>
+                <w:rFonts w:cstheme="minorHAnsi"/>
                 <w:b/>
                 <w:u w:val="single"/>
               </w:rPr>
@@ -1760,26 +1728,18 @@
               <w:spacing w:after="0" w:line="240" w:lineRule="auto"/>
               <w:ind w:left="144"/>
               <w:rPr>
-                <w:rFonts w:ascii="Tahoma" w:hAnsi="Tahoma" w:cs="Tahoma"/>
-                <w:sz w:val="20"/>
-                <w:szCs w:val="18"/>
-              </w:rPr>
-            </w:pPr>
-            <w:r>
-              <w:rPr>
-                <w:rFonts w:ascii="Tahoma" w:hAnsi="Tahoma" w:cs="Tahoma"/>
-                <w:sz w:val="20"/>
-                <w:szCs w:val="18"/>
-              </w:rPr>
-              <w:t>Spot Temp. 2 (Sp</w:t>
-            </w:r>
-            <w:r>
-              <w:rPr>
-                <w:rFonts w:ascii="Tahoma" w:hAnsi="Tahoma" w:cs="Tahoma"/>
-                <w:sz w:val="20"/>
-                <w:szCs w:val="18"/>
-              </w:rPr>
-              <w:t>2)</w:t>
+                <w:rFonts w:cstheme="minorHAnsi"/>
+                <w:sz w:val="20"/>
+                <w:szCs w:val="18"/>
+              </w:rPr>
+            </w:pPr>
+            <w:r>
+              <w:rPr>
+                <w:rFonts w:cstheme="minorHAnsi"/>
+                <w:sz w:val="20"/>
+                <w:szCs w:val="18"/>
+              </w:rPr>
+              <w:t>Spot Temp. 2 (Sp2)</w:t>
             </w:r>
           </w:p>
         </w:tc>
@@ -1794,14 +1754,14 @@
               <w:spacing w:after="0" w:line="240" w:lineRule="auto"/>
               <w:jc w:val="center"/>
               <w:rPr>
-                <w:rFonts w:ascii="Tahoma" w:hAnsi="Tahoma" w:cs="Tahoma"/>
-                <w:sz w:val="20"/>
-                <w:szCs w:val="18"/>
-              </w:rPr>
-            </w:pPr>
-            <w:r>
-              <w:rPr>
-                <w:rFonts w:ascii="Tahoma" w:hAnsi="Tahoma" w:cs="Tahoma"/>
+                <w:rFonts w:cstheme="minorHAnsi"/>
+                <w:sz w:val="20"/>
+                <w:szCs w:val="18"/>
+              </w:rPr>
+            </w:pPr>
+            <w:r>
+              <w:rPr>
+                <w:rFonts w:cstheme="minorHAnsi"/>
                 <w:sz w:val="20"/>
                 <w:szCs w:val="18"/>
               </w:rPr>
@@ -1809,15 +1769,15 @@
             </w:r>
             <w:r>
               <w:rPr>
-                <w:rFonts w:ascii="Tahoma" w:hAnsi="Tahoma" w:cs="Tahoma"/>
-                <w:sz w:val="20"/>
-                <w:szCs w:val="18"/>
-              </w:rPr>
-              <w:instrText xml:space="preserve">DOCVARIABLE _Fd1321571788 \* MERGEFORMAT </w:instrText>
-            </w:r>
-            <w:r>
-              <w:rPr>
-                <w:rFonts w:ascii="Tahoma" w:hAnsi="Tahoma" w:cs="Tahoma"/>
+                <w:rFonts w:cstheme="minorHAnsi"/>
+                <w:sz w:val="20"/>
+                <w:szCs w:val="18"/>
+              </w:rPr>
+              <w:instrText xml:space="preserve">DOCVARIABLE _Fd1736477583 \* MERGEFORMAT </w:instrText>
+            </w:r>
+            <w:r>
+              <w:rPr>
+                <w:rFonts w:cstheme="minorHAnsi"/>
                 <w:sz w:val="20"/>
                 <w:szCs w:val="18"/>
               </w:rPr>
@@ -1825,7 +1785,7 @@
             </w:r>
             <w:r>
               <w:rPr>
-                <w:rFonts w:ascii="Tahoma" w:hAnsi="Tahoma" w:cs="Tahoma"/>
+                <w:rFonts w:cstheme="minorHAnsi"/>
                 <w:sz w:val="20"/>
                 <w:szCs w:val="18"/>
               </w:rPr>
@@ -1833,7 +1793,7 @@
             </w:r>
             <w:r>
               <w:rPr>
-                <w:rFonts w:ascii="Tahoma" w:hAnsi="Tahoma" w:cs="Tahoma"/>
+                <w:rFonts w:cstheme="minorHAnsi"/>
                 <w:sz w:val="20"/>
                 <w:szCs w:val="18"/>
               </w:rPr>
@@ -1854,7 +1814,7 @@
             <w:pPr>
               <w:spacing w:after="0" w:line="240" w:lineRule="auto"/>
               <w:rPr>
-                <w:rFonts w:ascii="Tahoma" w:hAnsi="Tahoma" w:cs="Tahoma"/>
+                <w:rFonts w:cstheme="minorHAnsi"/>
                 <w:b/>
                 <w:u w:val="single"/>
               </w:rPr>
@@ -1872,14 +1832,14 @@
               <w:spacing w:after="0" w:line="240" w:lineRule="auto"/>
               <w:ind w:left="88" w:right="33"/>
               <w:rPr>
-                <w:rFonts w:ascii="Tahoma" w:hAnsi="Tahoma" w:cs="Tahoma"/>
-                <w:sz w:val="20"/>
-                <w:szCs w:val="18"/>
-              </w:rPr>
-            </w:pPr>
-            <w:r>
-              <w:rPr>
-                <w:rFonts w:ascii="Tahoma" w:hAnsi="Tahoma" w:cs="Tahoma"/>
+                <w:rFonts w:cstheme="minorHAnsi"/>
+                <w:sz w:val="20"/>
+                <w:szCs w:val="18"/>
+              </w:rPr>
+            </w:pPr>
+            <w:r>
+              <w:rPr>
+                <w:rFonts w:cstheme="minorHAnsi"/>
                 <w:sz w:val="20"/>
                 <w:szCs w:val="18"/>
               </w:rPr>
@@ -1899,14 +1859,14 @@
               <w:ind w:right="33"/>
               <w:jc w:val="center"/>
               <w:rPr>
-                <w:rFonts w:ascii="Tahoma" w:hAnsi="Tahoma" w:cs="Tahoma"/>
-                <w:sz w:val="20"/>
-                <w:szCs w:val="18"/>
-              </w:rPr>
-            </w:pPr>
-            <w:r>
-              <w:rPr>
-                <w:rFonts w:ascii="Tahoma" w:hAnsi="Tahoma" w:cs="Tahoma"/>
+                <w:rFonts w:cstheme="minorHAnsi"/>
+                <w:sz w:val="20"/>
+                <w:szCs w:val="18"/>
+              </w:rPr>
+            </w:pPr>
+            <w:r>
+              <w:rPr>
+                <w:rFonts w:cstheme="minorHAnsi"/>
                 <w:sz w:val="20"/>
                 <w:szCs w:val="18"/>
               </w:rPr>
@@ -1915,7 +1875,7 @@
             <w:proofErr w:type="spellStart"/>
             <w:r>
               <w:rPr>
-                <w:rFonts w:ascii="Tahoma" w:hAnsi="Tahoma" w:cs="Tahoma"/>
+                <w:rFonts w:cstheme="minorHAnsi"/>
                 <w:sz w:val="20"/>
                 <w:szCs w:val="18"/>
               </w:rPr>
@@ -1924,7 +1884,7 @@
             <w:proofErr w:type="spellEnd"/>
             <w:r>
               <w:rPr>
-                <w:rFonts w:ascii="Tahoma" w:hAnsi="Tahoma" w:cs="Tahoma"/>
+                <w:rFonts w:cstheme="minorHAnsi"/>
                 <w:sz w:val="20"/>
                 <w:szCs w:val="18"/>
               </w:rPr>
@@ -1944,7 +1904,7 @@
             <w:pPr>
               <w:spacing w:after="0" w:line="240" w:lineRule="auto"/>
               <w:rPr>
-                <w:rFonts w:ascii="Tahoma" w:hAnsi="Tahoma" w:cs="Tahoma"/>
+                <w:rFonts w:cstheme="minorHAnsi"/>
                 <w:b/>
                 <w:u w:val="single"/>
               </w:rPr>
@@ -1965,7 +1925,7 @@
             <w:pPr>
               <w:spacing w:after="0" w:line="240" w:lineRule="auto"/>
               <w:rPr>
-                <w:rFonts w:ascii="Tahoma" w:hAnsi="Tahoma" w:cs="Tahoma"/>
+                <w:rFonts w:cstheme="minorHAnsi"/>
                 <w:b/>
                 <w:u w:val="single"/>
               </w:rPr>
@@ -1983,14 +1943,14 @@
               <w:spacing w:after="0" w:line="240" w:lineRule="auto"/>
               <w:ind w:left="144"/>
               <w:rPr>
-                <w:rFonts w:ascii="Tahoma" w:hAnsi="Tahoma" w:cs="Tahoma"/>
-                <w:sz w:val="20"/>
-                <w:szCs w:val="18"/>
-              </w:rPr>
-            </w:pPr>
-            <w:r>
-              <w:rPr>
-                <w:rFonts w:ascii="Tahoma" w:hAnsi="Tahoma" w:cs="Tahoma"/>
+                <w:rFonts w:cstheme="minorHAnsi"/>
+                <w:sz w:val="20"/>
+                <w:szCs w:val="18"/>
+              </w:rPr>
+            </w:pPr>
+            <w:r>
+              <w:rPr>
+                <w:rFonts w:cstheme="minorHAnsi"/>
                 <w:sz w:val="20"/>
                 <w:szCs w:val="18"/>
               </w:rPr>
@@ -2009,14 +1969,14 @@
               <w:spacing w:after="0" w:line="240" w:lineRule="auto"/>
               <w:jc w:val="center"/>
               <w:rPr>
-                <w:rFonts w:ascii="Tahoma" w:hAnsi="Tahoma" w:cs="Tahoma"/>
-                <w:sz w:val="20"/>
-                <w:szCs w:val="18"/>
-              </w:rPr>
-            </w:pPr>
-            <w:r>
-              <w:rPr>
-                <w:rFonts w:ascii="Tahoma" w:hAnsi="Tahoma" w:cs="Tahoma"/>
+                <w:rFonts w:cstheme="minorHAnsi"/>
+                <w:sz w:val="20"/>
+                <w:szCs w:val="18"/>
+              </w:rPr>
+            </w:pPr>
+            <w:r>
+              <w:rPr>
+                <w:rFonts w:cstheme="minorHAnsi"/>
                 <w:sz w:val="20"/>
                 <w:szCs w:val="18"/>
               </w:rPr>
@@ -2024,15 +1984,15 @@
             </w:r>
             <w:r>
               <w:rPr>
-                <w:rFonts w:ascii="Tahoma" w:hAnsi="Tahoma" w:cs="Tahoma"/>
-                <w:sz w:val="20"/>
-                <w:szCs w:val="18"/>
-              </w:rPr>
-              <w:instrText xml:space="preserve">DOCVARIABLE _Fd232343873 \* MERGEFORMAT </w:instrText>
-            </w:r>
-            <w:r>
-              <w:rPr>
-                <w:rFonts w:ascii="Tahoma" w:hAnsi="Tahoma" w:cs="Tahoma"/>
+                <w:rFonts w:cstheme="minorHAnsi"/>
+                <w:sz w:val="20"/>
+                <w:szCs w:val="18"/>
+              </w:rPr>
+              <w:instrText xml:space="preserve">DOCVARIABLE _Fd1757260118 \* MERGEFORMAT </w:instrText>
+            </w:r>
+            <w:r>
+              <w:rPr>
+                <w:rFonts w:cstheme="minorHAnsi"/>
                 <w:sz w:val="20"/>
                 <w:szCs w:val="18"/>
               </w:rPr>
@@ -2040,7 +2000,7 @@
             </w:r>
             <w:r>
               <w:rPr>
-                <w:rFonts w:ascii="Tahoma" w:hAnsi="Tahoma" w:cs="Tahoma"/>
+                <w:rFonts w:cstheme="minorHAnsi"/>
                 <w:sz w:val="20"/>
                 <w:szCs w:val="18"/>
               </w:rPr>
@@ -2048,7 +2008,7 @@
             </w:r>
             <w:r>
               <w:rPr>
-                <w:rFonts w:ascii="Tahoma" w:hAnsi="Tahoma" w:cs="Tahoma"/>
+                <w:rFonts w:cstheme="minorHAnsi"/>
                 <w:sz w:val="20"/>
                 <w:szCs w:val="18"/>
               </w:rPr>
@@ -2069,7 +2029,7 @@
             <w:pPr>
               <w:spacing w:after="0" w:line="240" w:lineRule="auto"/>
               <w:rPr>
-                <w:rFonts w:ascii="Tahoma" w:hAnsi="Tahoma" w:cs="Tahoma"/>
+                <w:rFonts w:cstheme="minorHAnsi"/>
                 <w:b/>
                 <w:u w:val="single"/>
               </w:rPr>
@@ -2087,14 +2047,14 @@
               <w:spacing w:after="0" w:line="240" w:lineRule="auto"/>
               <w:ind w:left="88" w:right="33"/>
               <w:rPr>
-                <w:rFonts w:ascii="Tahoma" w:hAnsi="Tahoma" w:cs="Tahoma"/>
-                <w:sz w:val="20"/>
-                <w:szCs w:val="18"/>
-              </w:rPr>
-            </w:pPr>
-            <w:r>
-              <w:rPr>
-                <w:rFonts w:ascii="Tahoma" w:hAnsi="Tahoma" w:cs="Tahoma"/>
+                <w:rFonts w:cstheme="minorHAnsi"/>
+                <w:sz w:val="20"/>
+                <w:szCs w:val="18"/>
+              </w:rPr>
+            </w:pPr>
+            <w:r>
+              <w:rPr>
+                <w:rFonts w:cstheme="minorHAnsi"/>
                 <w:sz w:val="20"/>
                 <w:szCs w:val="18"/>
               </w:rPr>
@@ -2114,14 +2074,14 @@
               <w:ind w:right="33"/>
               <w:jc w:val="center"/>
               <w:rPr>
-                <w:rFonts w:ascii="Tahoma" w:hAnsi="Tahoma" w:cs="Tahoma"/>
-                <w:sz w:val="20"/>
-                <w:szCs w:val="18"/>
-              </w:rPr>
-            </w:pPr>
-            <w:r>
-              <w:rPr>
-                <w:rFonts w:ascii="Tahoma" w:hAnsi="Tahoma" w:cs="Tahoma"/>
+                <w:rFonts w:cstheme="minorHAnsi"/>
+                <w:sz w:val="20"/>
+                <w:szCs w:val="18"/>
+              </w:rPr>
+            </w:pPr>
+            <w:r>
+              <w:rPr>
+                <w:rFonts w:cstheme="minorHAnsi"/>
                 <w:sz w:val="20"/>
                 <w:szCs w:val="18"/>
               </w:rPr>
@@ -2141,7 +2101,7 @@
             <w:pPr>
               <w:spacing w:after="0" w:line="240" w:lineRule="auto"/>
               <w:rPr>
-                <w:rFonts w:ascii="Tahoma" w:hAnsi="Tahoma" w:cs="Tahoma"/>
+                <w:rFonts w:cstheme="minorHAnsi"/>
                 <w:b/>
                 <w:u w:val="single"/>
               </w:rPr>
@@ -2162,7 +2122,7 @@
             <w:pPr>
               <w:spacing w:after="0" w:line="240" w:lineRule="auto"/>
               <w:rPr>
-                <w:rFonts w:ascii="Tahoma" w:hAnsi="Tahoma" w:cs="Tahoma"/>
+                <w:rFonts w:cstheme="minorHAnsi"/>
                 <w:b/>
                 <w:u w:val="single"/>
               </w:rPr>
@@ -2180,14 +2140,14 @@
               <w:spacing w:after="0" w:line="240" w:lineRule="auto"/>
               <w:ind w:left="144"/>
               <w:rPr>
-                <w:rFonts w:ascii="Tahoma" w:hAnsi="Tahoma" w:cs="Tahoma"/>
-                <w:sz w:val="20"/>
-                <w:szCs w:val="18"/>
-              </w:rPr>
-            </w:pPr>
-            <w:r>
-              <w:rPr>
-                <w:rFonts w:ascii="Tahoma" w:hAnsi="Tahoma" w:cs="Tahoma"/>
+                <w:rFonts w:cstheme="minorHAnsi"/>
+                <w:sz w:val="20"/>
+                <w:szCs w:val="18"/>
+              </w:rPr>
+            </w:pPr>
+            <w:r>
+              <w:rPr>
+                <w:rFonts w:cstheme="minorHAnsi"/>
                 <w:sz w:val="20"/>
                 <w:szCs w:val="18"/>
               </w:rPr>
@@ -2206,14 +2166,14 @@
               <w:spacing w:after="0" w:line="240" w:lineRule="auto"/>
               <w:jc w:val="center"/>
               <w:rPr>
-                <w:rFonts w:ascii="Tahoma" w:hAnsi="Tahoma" w:cs="Tahoma"/>
-                <w:sz w:val="20"/>
-                <w:szCs w:val="18"/>
-              </w:rPr>
-            </w:pPr>
-            <w:r>
-              <w:rPr>
-                <w:rFonts w:ascii="Tahoma" w:hAnsi="Tahoma" w:cs="Tahoma"/>
+                <w:rFonts w:cstheme="minorHAnsi"/>
+                <w:sz w:val="20"/>
+                <w:szCs w:val="18"/>
+              </w:rPr>
+            </w:pPr>
+            <w:r>
+              <w:rPr>
+                <w:rFonts w:cstheme="minorHAnsi"/>
                 <w:sz w:val="20"/>
                 <w:szCs w:val="20"/>
               </w:rPr>
@@ -2222,7 +2182,7 @@
             <w:proofErr w:type="spellStart"/>
             <w:r>
               <w:rPr>
-                <w:rFonts w:ascii="Tahoma" w:hAnsi="Tahoma" w:cs="Tahoma"/>
+                <w:rFonts w:cstheme="minorHAnsi"/>
                 <w:sz w:val="20"/>
                 <w:szCs w:val="20"/>
               </w:rPr>
@@ -2231,7 +2191,7 @@
             <w:proofErr w:type="spellEnd"/>
             <w:r>
               <w:rPr>
-                <w:rFonts w:ascii="Tahoma" w:hAnsi="Tahoma" w:cs="Tahoma"/>
+                <w:rFonts w:cstheme="minorHAnsi"/>
                 <w:sz w:val="20"/>
                 <w:szCs w:val="20"/>
               </w:rPr>
@@ -2252,7 +2212,7 @@
             <w:pPr>
               <w:spacing w:after="0" w:line="240" w:lineRule="auto"/>
               <w:rPr>
-                <w:rFonts w:ascii="Tahoma" w:hAnsi="Tahoma" w:cs="Tahoma"/>
+                <w:rFonts w:cstheme="minorHAnsi"/>
                 <w:b/>
                 <w:u w:val="single"/>
               </w:rPr>
@@ -2270,14 +2230,14 @@
               <w:spacing w:after="0" w:line="240" w:lineRule="auto"/>
               <w:ind w:left="88" w:right="33"/>
               <w:rPr>
-                <w:rFonts w:ascii="Tahoma" w:hAnsi="Tahoma" w:cs="Tahoma"/>
-                <w:sz w:val="20"/>
-                <w:szCs w:val="18"/>
-              </w:rPr>
-            </w:pPr>
-            <w:r>
-              <w:rPr>
-                <w:rFonts w:ascii="Tahoma" w:hAnsi="Tahoma" w:cs="Tahoma"/>
+                <w:rFonts w:cstheme="minorHAnsi"/>
+                <w:sz w:val="20"/>
+                <w:szCs w:val="18"/>
+              </w:rPr>
+            </w:pPr>
+            <w:r>
+              <w:rPr>
+                <w:rFonts w:cstheme="minorHAnsi"/>
                 <w:sz w:val="20"/>
                 <w:szCs w:val="18"/>
               </w:rPr>
@@ -2297,14 +2257,14 @@
               <w:ind w:right="33"/>
               <w:jc w:val="center"/>
               <w:rPr>
-                <w:rFonts w:ascii="Tahoma" w:hAnsi="Tahoma" w:cs="Tahoma"/>
-                <w:sz w:val="20"/>
-                <w:szCs w:val="18"/>
-              </w:rPr>
-            </w:pPr>
-            <w:r>
-              <w:rPr>
-                <w:rFonts w:ascii="Tahoma" w:hAnsi="Tahoma" w:cs="Tahoma"/>
+                <w:rFonts w:cstheme="minorHAnsi"/>
+                <w:sz w:val="20"/>
+                <w:szCs w:val="18"/>
+              </w:rPr>
+            </w:pPr>
+            <w:r>
+              <w:rPr>
+                <w:rFonts w:cstheme="minorHAnsi"/>
                 <w:sz w:val="20"/>
                 <w:szCs w:val="18"/>
               </w:rPr>
@@ -2324,7 +2284,7 @@
             <w:pPr>
               <w:spacing w:after="0" w:line="240" w:lineRule="auto"/>
               <w:rPr>
-                <w:rFonts w:ascii="Tahoma" w:hAnsi="Tahoma" w:cs="Tahoma"/>
+                <w:rFonts w:cstheme="minorHAnsi"/>
                 <w:b/>
                 <w:u w:val="single"/>
               </w:rPr>
@@ -2345,7 +2305,7 @@
             <w:pPr>
               <w:spacing w:after="0" w:line="240" w:lineRule="auto"/>
               <w:rPr>
-                <w:rFonts w:ascii="Tahoma" w:hAnsi="Tahoma" w:cs="Tahoma"/>
+                <w:rFonts w:cstheme="minorHAnsi"/>
                 <w:b/>
                 <w:u w:val="single"/>
               </w:rPr>
@@ -2363,15 +2323,15 @@
               <w:spacing w:after="0" w:line="240" w:lineRule="auto"/>
               <w:ind w:left="144"/>
               <w:rPr>
-                <w:rFonts w:ascii="Tahoma" w:hAnsi="Tahoma" w:cs="Tahoma"/>
-                <w:b/>
-                <w:sz w:val="20"/>
-                <w:szCs w:val="18"/>
-              </w:rPr>
-            </w:pPr>
-            <w:r>
-              <w:rPr>
-                <w:rFonts w:ascii="Tahoma" w:hAnsi="Tahoma" w:cs="Tahoma"/>
+                <w:rFonts w:cstheme="minorHAnsi"/>
+                <w:b/>
+                <w:sz w:val="20"/>
+                <w:szCs w:val="18"/>
+              </w:rPr>
+            </w:pPr>
+            <w:r>
+              <w:rPr>
+                <w:rFonts w:cstheme="minorHAnsi"/>
                 <w:sz w:val="20"/>
                 <w:szCs w:val="18"/>
               </w:rPr>
@@ -2390,14 +2350,14 @@
               <w:spacing w:after="0" w:line="240" w:lineRule="auto"/>
               <w:jc w:val="center"/>
               <w:rPr>
-                <w:rFonts w:ascii="Tahoma" w:hAnsi="Tahoma" w:cs="Tahoma"/>
+                <w:rFonts w:cstheme="minorHAnsi"/>
                 <w:sz w:val="20"/>
                 <w:szCs w:val="20"/>
               </w:rPr>
             </w:pPr>
             <w:r>
               <w:rPr>
-                <w:rFonts w:ascii="Tahoma" w:hAnsi="Tahoma" w:cs="Tahoma"/>
+                <w:rFonts w:cstheme="minorHAnsi"/>
                 <w:sz w:val="20"/>
                 <w:szCs w:val="20"/>
               </w:rPr>
@@ -2405,15 +2365,15 @@
             </w:r>
             <w:r>
               <w:rPr>
-                <w:rFonts w:ascii="Tahoma" w:hAnsi="Tahoma" w:cs="Tahoma"/>
+                <w:rFonts w:cstheme="minorHAnsi"/>
                 <w:sz w:val="20"/>
                 <w:szCs w:val="20"/>
               </w:rPr>
-              <w:instrText xml:space="preserve">DOCVARIABLE _Fd1750693312 \* MERGEFORMAT </w:instrText>
-            </w:r>
-            <w:r>
-              <w:rPr>
-                <w:rFonts w:ascii="Tahoma" w:hAnsi="Tahoma" w:cs="Tahoma"/>
+              <w:instrText xml:space="preserve">DOCVARIABLE _Fd1674496336 \* MERGEFORMAT </w:instrText>
+            </w:r>
+            <w:r>
+              <w:rPr>
+                <w:rFonts w:cstheme="minorHAnsi"/>
                 <w:sz w:val="20"/>
                 <w:szCs w:val="20"/>
               </w:rPr>
@@ -2421,7 +2381,7 @@
             </w:r>
             <w:r>
               <w:rPr>
-                <w:rFonts w:ascii="Tahoma" w:hAnsi="Tahoma" w:cs="Tahoma"/>
+                <w:rFonts w:cstheme="minorHAnsi"/>
                 <w:sz w:val="20"/>
                 <w:szCs w:val="20"/>
               </w:rPr>
@@ -2429,7 +2389,7 @@
             </w:r>
             <w:r>
               <w:rPr>
-                <w:rFonts w:ascii="Tahoma" w:hAnsi="Tahoma" w:cs="Tahoma"/>
+                <w:rFonts w:cstheme="minorHAnsi"/>
                 <w:sz w:val="20"/>
                 <w:szCs w:val="20"/>
               </w:rPr>
@@ -2450,7 +2410,7 @@
             <w:pPr>
               <w:spacing w:after="0" w:line="240" w:lineRule="auto"/>
               <w:rPr>
-                <w:rFonts w:ascii="Tahoma" w:hAnsi="Tahoma" w:cs="Tahoma"/>
+                <w:rFonts w:cstheme="minorHAnsi"/>
                 <w:b/>
                 <w:u w:val="single"/>
               </w:rPr>
@@ -2471,14 +2431,14 @@
               <w:spacing w:after="0" w:line="240" w:lineRule="auto"/>
               <w:ind w:left="88" w:right="33"/>
               <w:rPr>
-                <w:rFonts w:ascii="Tahoma" w:hAnsi="Tahoma" w:cs="Tahoma"/>
-                <w:sz w:val="20"/>
-                <w:szCs w:val="18"/>
-              </w:rPr>
-            </w:pPr>
-            <w:r>
-              <w:rPr>
-                <w:rFonts w:ascii="Tahoma" w:hAnsi="Tahoma" w:cs="Tahoma"/>
+                <w:rFonts w:cstheme="minorHAnsi"/>
+                <w:sz w:val="20"/>
+                <w:szCs w:val="18"/>
+              </w:rPr>
+            </w:pPr>
+            <w:r>
+              <w:rPr>
+                <w:rFonts w:cstheme="minorHAnsi"/>
                 <w:sz w:val="20"/>
                 <w:szCs w:val="18"/>
               </w:rPr>
@@ -2501,14 +2461,14 @@
               <w:ind w:right="33"/>
               <w:jc w:val="center"/>
               <w:rPr>
-                <w:rFonts w:ascii="Tahoma" w:hAnsi="Tahoma" w:cs="Tahoma"/>
-                <w:sz w:val="20"/>
-                <w:szCs w:val="18"/>
-              </w:rPr>
-            </w:pPr>
-            <w:r>
-              <w:rPr>
-                <w:rFonts w:ascii="Tahoma" w:hAnsi="Tahoma" w:cs="Tahoma"/>
+                <w:rFonts w:cstheme="minorHAnsi"/>
+                <w:sz w:val="20"/>
+                <w:szCs w:val="18"/>
+              </w:rPr>
+            </w:pPr>
+            <w:r>
+              <w:rPr>
+                <w:rFonts w:cstheme="minorHAnsi"/>
                 <w:sz w:val="20"/>
                 <w:szCs w:val="18"/>
               </w:rPr>
@@ -2528,7 +2488,7 @@
             <w:pPr>
               <w:spacing w:after="0" w:line="240" w:lineRule="auto"/>
               <w:rPr>
-                <w:rFonts w:ascii="Tahoma" w:hAnsi="Tahoma" w:cs="Tahoma"/>
+                <w:rFonts w:cstheme="minorHAnsi"/>
                 <w:b/>
                 <w:u w:val="single"/>
               </w:rPr>
@@ -2549,7 +2509,7 @@
             <w:pPr>
               <w:spacing w:after="0" w:line="240" w:lineRule="auto"/>
               <w:rPr>
-                <w:rFonts w:ascii="Tahoma" w:hAnsi="Tahoma" w:cs="Tahoma"/>
+                <w:rFonts w:cstheme="minorHAnsi"/>
                 <w:b/>
                 <w:u w:val="single"/>
               </w:rPr>
@@ -2567,14 +2527,14 @@
               <w:spacing w:after="0" w:line="240" w:lineRule="auto"/>
               <w:ind w:left="144"/>
               <w:rPr>
-                <w:rFonts w:ascii="Tahoma" w:hAnsi="Tahoma" w:cs="Tahoma"/>
-                <w:sz w:val="20"/>
-                <w:szCs w:val="18"/>
-              </w:rPr>
-            </w:pPr>
-            <w:r>
-              <w:rPr>
-                <w:rFonts w:ascii="Tahoma" w:hAnsi="Tahoma" w:cs="Tahoma"/>
+                <w:rFonts w:cstheme="minorHAnsi"/>
+                <w:sz w:val="20"/>
+                <w:szCs w:val="18"/>
+              </w:rPr>
+            </w:pPr>
+            <w:r>
+              <w:rPr>
+                <w:rFonts w:cstheme="minorHAnsi"/>
                 <w:sz w:val="20"/>
                 <w:szCs w:val="18"/>
               </w:rPr>
@@ -2593,14 +2553,14 @@
               <w:spacing w:after="0" w:line="240" w:lineRule="auto"/>
               <w:jc w:val="center"/>
               <w:rPr>
-                <w:rFonts w:ascii="Tahoma" w:hAnsi="Tahoma" w:cs="Tahoma"/>
+                <w:rFonts w:cstheme="minorHAnsi"/>
                 <w:sz w:val="20"/>
                 <w:szCs w:val="20"/>
               </w:rPr>
             </w:pPr>
             <w:r>
               <w:rPr>
-                <w:rFonts w:ascii="Tahoma" w:hAnsi="Tahoma" w:cs="Tahoma"/>
+                <w:rFonts w:cstheme="minorHAnsi"/>
                 <w:sz w:val="20"/>
                 <w:szCs w:val="18"/>
               </w:rPr>
@@ -2621,7 +2581,7 @@
             <w:pPr>
               <w:spacing w:after="0" w:line="240" w:lineRule="auto"/>
               <w:rPr>
-                <w:rFonts w:ascii="Tahoma" w:hAnsi="Tahoma" w:cs="Tahoma"/>
+                <w:rFonts w:cstheme="minorHAnsi"/>
                 <w:b/>
                 <w:u w:val="single"/>
               </w:rPr>
@@ -2642,14 +2602,14 @@
               <w:spacing w:after="0" w:line="240" w:lineRule="auto"/>
               <w:ind w:left="88" w:right="33"/>
               <w:rPr>
-                <w:rFonts w:ascii="Tahoma" w:hAnsi="Tahoma" w:cs="Tahoma"/>
-                <w:sz w:val="20"/>
-                <w:szCs w:val="18"/>
-              </w:rPr>
-            </w:pPr>
-            <w:r>
-              <w:rPr>
-                <w:rFonts w:ascii="Tahoma" w:hAnsi="Tahoma" w:cs="Tahoma"/>
+                <w:rFonts w:cstheme="minorHAnsi"/>
+                <w:sz w:val="20"/>
+                <w:szCs w:val="18"/>
+              </w:rPr>
+            </w:pPr>
+            <w:r>
+              <w:rPr>
+                <w:rFonts w:cstheme="minorHAnsi"/>
                 <w:sz w:val="20"/>
                 <w:szCs w:val="18"/>
               </w:rPr>
@@ -2672,14 +2632,14 @@
               <w:ind w:right="33"/>
               <w:jc w:val="center"/>
               <w:rPr>
-                <w:rFonts w:ascii="Tahoma" w:hAnsi="Tahoma" w:cs="Tahoma"/>
-                <w:sz w:val="20"/>
-                <w:szCs w:val="18"/>
-              </w:rPr>
-            </w:pPr>
-            <w:r>
-              <w:rPr>
-                <w:rFonts w:ascii="Tahoma" w:hAnsi="Tahoma" w:cs="Tahoma"/>
+                <w:rFonts w:cstheme="minorHAnsi"/>
+                <w:sz w:val="20"/>
+                <w:szCs w:val="18"/>
+              </w:rPr>
+            </w:pPr>
+            <w:r>
+              <w:rPr>
+                <w:rFonts w:cstheme="minorHAnsi"/>
                 <w:sz w:val="20"/>
                 <w:szCs w:val="18"/>
               </w:rPr>
@@ -2688,7 +2648,7 @@
             <w:proofErr w:type="spellStart"/>
             <w:r>
               <w:rPr>
-                <w:rFonts w:ascii="Tahoma" w:hAnsi="Tahoma" w:cs="Tahoma"/>
+                <w:rFonts w:cstheme="minorHAnsi"/>
                 <w:sz w:val="20"/>
                 <w:szCs w:val="18"/>
               </w:rPr>
@@ -2697,7 +2657,7 @@
             <w:proofErr w:type="spellEnd"/>
             <w:r>
               <w:rPr>
-                <w:rFonts w:ascii="Tahoma" w:hAnsi="Tahoma" w:cs="Tahoma"/>
+                <w:rFonts w:cstheme="minorHAnsi"/>
                 <w:sz w:val="20"/>
                 <w:szCs w:val="18"/>
               </w:rPr>
@@ -2717,7 +2677,7 @@
             <w:pPr>
               <w:spacing w:after="0" w:line="240" w:lineRule="auto"/>
               <w:rPr>
-                <w:rFonts w:ascii="Tahoma" w:hAnsi="Tahoma" w:cs="Tahoma"/>
+                <w:rFonts w:cstheme="minorHAnsi"/>
                 <w:b/>
                 <w:u w:val="single"/>
               </w:rPr>
@@ -2738,7 +2698,7 @@
             <w:pPr>
               <w:spacing w:after="0" w:line="240" w:lineRule="auto"/>
               <w:rPr>
-                <w:rFonts w:ascii="Tahoma" w:hAnsi="Tahoma" w:cs="Tahoma"/>
+                <w:rFonts w:cstheme="minorHAnsi"/>
                 <w:b/>
                 <w:u w:val="single"/>
               </w:rPr>
@@ -2759,26 +2719,18 @@
               <w:spacing w:after="0" w:line="240" w:lineRule="auto"/>
               <w:ind w:left="144"/>
               <w:rPr>
-                <w:rFonts w:ascii="Tahoma" w:hAnsi="Tahoma" w:cs="Tahoma"/>
-                <w:sz w:val="20"/>
-                <w:szCs w:val="18"/>
-              </w:rPr>
-            </w:pPr>
-            <w:r>
-              <w:rPr>
-                <w:rFonts w:ascii="Tahoma" w:hAnsi="Tahoma" w:cs="Tahoma"/>
-                <w:sz w:val="20"/>
-                <w:szCs w:val="18"/>
-              </w:rPr>
-              <w:t>Defect</w:t>
-            </w:r>
-            <w:r>
-              <w:rPr>
-                <w:rFonts w:ascii="Tahoma" w:hAnsi="Tahoma" w:cs="Tahoma"/>
-                <w:sz w:val="20"/>
-                <w:szCs w:val="18"/>
-              </w:rPr>
-              <w:t xml:space="preserve"> </w:t>
+                <w:rFonts w:cstheme="minorHAnsi"/>
+                <w:sz w:val="20"/>
+                <w:szCs w:val="18"/>
+              </w:rPr>
+            </w:pPr>
+            <w:r>
+              <w:rPr>
+                <w:rFonts w:cstheme="minorHAnsi"/>
+                <w:sz w:val="20"/>
+                <w:szCs w:val="18"/>
+              </w:rPr>
+              <w:t xml:space="preserve">Defect </w:t>
             </w:r>
           </w:p>
         </w:tc>
@@ -2796,14 +2748,14 @@
               <w:spacing w:after="0" w:line="240" w:lineRule="auto"/>
               <w:jc w:val="center"/>
               <w:rPr>
-                <w:rFonts w:ascii="Tahoma" w:hAnsi="Tahoma" w:cs="Tahoma"/>
-                <w:sz w:val="20"/>
-                <w:szCs w:val="18"/>
-              </w:rPr>
-            </w:pPr>
-            <w:r>
-              <w:rPr>
-                <w:rFonts w:ascii="Tahoma" w:hAnsi="Tahoma" w:cs="Tahoma"/>
+                <w:rFonts w:cstheme="minorHAnsi"/>
+                <w:sz w:val="20"/>
+                <w:szCs w:val="18"/>
+              </w:rPr>
+            </w:pPr>
+            <w:r>
+              <w:rPr>
+                <w:rFonts w:cstheme="minorHAnsi"/>
                 <w:sz w:val="20"/>
                 <w:szCs w:val="18"/>
               </w:rPr>
@@ -2825,7 +2777,7 @@
             <w:pPr>
               <w:spacing w:after="0" w:line="240" w:lineRule="auto"/>
               <w:rPr>
-                <w:rFonts w:ascii="Tahoma" w:hAnsi="Tahoma" w:cs="Tahoma"/>
+                <w:rFonts w:cstheme="minorHAnsi"/>
                 <w:b/>
                 <w:u w:val="single"/>
               </w:rPr>
@@ -2849,7 +2801,7 @@
               <w:spacing w:after="0" w:line="240" w:lineRule="auto"/>
               <w:ind w:left="88" w:right="33"/>
               <w:rPr>
-                <w:rFonts w:ascii="Tahoma" w:hAnsi="Tahoma" w:cs="Tahoma"/>
+                <w:rFonts w:cstheme="minorHAnsi"/>
                 <w:sz w:val="20"/>
                 <w:szCs w:val="18"/>
               </w:rPr>
@@ -2874,7 +2826,7 @@
               <w:ind w:right="33"/>
               <w:jc w:val="center"/>
               <w:rPr>
-                <w:rFonts w:ascii="Tahoma" w:hAnsi="Tahoma" w:cs="Tahoma"/>
+                <w:rFonts w:cstheme="minorHAnsi"/>
                 <w:sz w:val="20"/>
                 <w:szCs w:val="18"/>
               </w:rPr>
@@ -2894,7 +2846,7 @@
             <w:pPr>
               <w:spacing w:after="0" w:line="240" w:lineRule="auto"/>
               <w:rPr>
-                <w:rFonts w:ascii="Tahoma" w:hAnsi="Tahoma" w:cs="Tahoma"/>
+                <w:rFonts w:cstheme="minorHAnsi"/>
                 <w:b/>
                 <w:u w:val="single"/>
               </w:rPr>
@@ -2919,7 +2871,7 @@
             <w:pPr>
               <w:spacing w:after="0" w:line="240" w:lineRule="auto"/>
               <w:rPr>
-                <w:rFonts w:ascii="Tahoma" w:hAnsi="Tahoma" w:cs="Tahoma"/>
+                <w:rFonts w:cstheme="minorHAnsi"/>
                 <w:b/>
                 <w:sz w:val="10"/>
                 <w:u w:val="single"/>
@@ -2930,7 +2882,7 @@
             <w:pPr>
               <w:spacing w:after="0" w:line="240" w:lineRule="auto"/>
               <w:rPr>
-                <w:rFonts w:ascii="Tahoma" w:hAnsi="Tahoma" w:cs="Tahoma"/>
+                <w:rFonts w:cstheme="minorHAnsi"/>
                 <w:b/>
                 <w:sz w:val="10"/>
                 <w:u w:val="single"/>
@@ -2953,7 +2905,7 @@
             <w:pPr>
               <w:spacing w:after="0" w:line="240" w:lineRule="auto"/>
               <w:rPr>
-                <w:rFonts w:ascii="Tahoma" w:hAnsi="Tahoma" w:cs="Tahoma"/>
+                <w:rFonts w:cstheme="minorHAnsi"/>
                 <w:b/>
                 <w:sz w:val="6"/>
                 <w:u w:val="single"/>
@@ -2974,7 +2926,7 @@
             <w:pPr>
               <w:spacing w:after="0" w:line="240" w:lineRule="auto"/>
               <w:rPr>
-                <w:rFonts w:ascii="Tahoma" w:hAnsi="Tahoma" w:cs="Tahoma"/>
+                <w:rFonts w:cstheme="minorHAnsi"/>
                 <w:b/>
                 <w:sz w:val="10"/>
                 <w:u w:val="single"/>
@@ -3000,7 +2952,7 @@
             <w:pPr>
               <w:spacing w:after="0" w:line="240" w:lineRule="auto"/>
               <w:rPr>
-                <w:rFonts w:ascii="Tahoma" w:hAnsi="Tahoma" w:cs="Tahoma"/>
+                <w:rFonts w:cstheme="minorHAnsi"/>
                 <w:b/>
                 <w:sz w:val="10"/>
                 <w:u w:val="single"/>
@@ -3023,7 +2975,7 @@
             <w:pPr>
               <w:spacing w:after="0" w:line="240" w:lineRule="auto"/>
               <w:rPr>
-                <w:rFonts w:ascii="Tahoma" w:hAnsi="Tahoma" w:cs="Tahoma"/>
+                <w:rFonts w:cstheme="minorHAnsi"/>
                 <w:b/>
                 <w:sz w:val="10"/>
                 <w:u w:val="single"/>
@@ -3044,7 +2996,7 @@
             <w:pPr>
               <w:spacing w:after="0" w:line="240" w:lineRule="auto"/>
               <w:rPr>
-                <w:rFonts w:ascii="Tahoma" w:hAnsi="Tahoma" w:cs="Tahoma"/>
+                <w:rFonts w:cstheme="minorHAnsi"/>
                 <w:b/>
                 <w:sz w:val="10"/>
                 <w:u w:val="single"/>
@@ -3067,7 +3019,7 @@
             <w:pPr>
               <w:spacing w:after="0" w:line="240" w:lineRule="auto"/>
               <w:rPr>
-                <w:rFonts w:ascii="Tahoma" w:hAnsi="Tahoma" w:cs="Tahoma"/>
+                <w:rFonts w:cstheme="minorHAnsi"/>
                 <w:b/>
                 <w:u w:val="single"/>
               </w:rPr>
@@ -3090,7 +3042,7 @@
               <w:spacing w:after="0" w:line="240" w:lineRule="auto"/>
               <w:jc w:val="center"/>
               <w:rPr>
-                <w:rFonts w:ascii="Tahoma" w:hAnsi="Tahoma" w:cs="Tahoma"/>
+                <w:rFonts w:cstheme="minorHAnsi"/>
                 <w:b/>
               </w:rPr>
             </w:pPr>
@@ -3111,7 +3063,7 @@
             <w:pPr>
               <w:spacing w:after="0" w:line="240" w:lineRule="auto"/>
               <w:rPr>
-                <w:rFonts w:ascii="Tahoma" w:hAnsi="Tahoma" w:cs="Tahoma"/>
+                <w:rFonts w:cstheme="minorHAnsi"/>
                 <w:b/>
                 <w:u w:val="single"/>
               </w:rPr>
@@ -3134,7 +3086,7 @@
               <w:spacing w:after="0" w:line="240" w:lineRule="auto"/>
               <w:jc w:val="center"/>
               <w:rPr>
-                <w:rFonts w:ascii="Tahoma" w:hAnsi="Tahoma" w:cs="Tahoma"/>
+                <w:rFonts w:cstheme="minorHAnsi"/>
                 <w:b/>
                 <w:u w:val="single"/>
               </w:rPr>
@@ -3154,7 +3106,7 @@
             <w:pPr>
               <w:spacing w:after="0" w:line="240" w:lineRule="auto"/>
               <w:rPr>
-                <w:rFonts w:ascii="Tahoma" w:hAnsi="Tahoma" w:cs="Tahoma"/>
+                <w:rFonts w:cstheme="minorHAnsi"/>
                 <w:b/>
                 <w:u w:val="single"/>
               </w:rPr>
@@ -3179,7 +3131,7 @@
             <w:pPr>
               <w:spacing w:after="0" w:line="240" w:lineRule="auto"/>
               <w:rPr>
-                <w:rFonts w:ascii="Tahoma" w:hAnsi="Tahoma" w:cs="Tahoma"/>
+                <w:rFonts w:cstheme="minorHAnsi"/>
                 <w:b/>
                 <w:sz w:val="10"/>
                 <w:u w:val="single"/>
@@ -3202,7 +3154,7 @@
             <w:pPr>
               <w:spacing w:after="0" w:line="240" w:lineRule="auto"/>
               <w:rPr>
-                <w:rFonts w:ascii="Tahoma" w:hAnsi="Tahoma" w:cs="Tahoma"/>
+                <w:rFonts w:cstheme="minorHAnsi"/>
                 <w:b/>
                 <w:sz w:val="2"/>
                 <w:u w:val="single"/>
@@ -3226,7 +3178,7 @@
             <w:pPr>
               <w:spacing w:after="0" w:line="240" w:lineRule="auto"/>
               <w:rPr>
-                <w:rFonts w:ascii="Tahoma" w:hAnsi="Tahoma" w:cs="Tahoma"/>
+                <w:rFonts w:cstheme="minorHAnsi"/>
                 <w:b/>
                 <w:sz w:val="10"/>
                 <w:u w:val="single"/>
@@ -3249,7 +3201,7 @@
             <w:pPr>
               <w:spacing w:after="0" w:line="240" w:lineRule="auto"/>
               <w:rPr>
-                <w:rFonts w:ascii="Tahoma" w:hAnsi="Tahoma" w:cs="Tahoma"/>
+                <w:rFonts w:cstheme="minorHAnsi"/>
                 <w:b/>
                 <w:sz w:val="10"/>
                 <w:u w:val="single"/>
@@ -3270,7 +3222,7 @@
             <w:pPr>
               <w:spacing w:after="0" w:line="240" w:lineRule="auto"/>
               <w:rPr>
-                <w:rFonts w:ascii="Tahoma" w:hAnsi="Tahoma" w:cs="Tahoma"/>
+                <w:rFonts w:cstheme="minorHAnsi"/>
                 <w:b/>
                 <w:sz w:val="10"/>
                 <w:u w:val="single"/>
@@ -3281,7 +3233,7 @@
       </w:tr>
       <w:tr>
         <w:trPr>
-          <w:trHeight w:val="121"/>
+          <w:trHeight w:val="122"/>
         </w:trPr>
         <w:tc>
           <w:tcPr>
@@ -3296,7 +3248,7 @@
             <w:pPr>
               <w:spacing w:after="0" w:line="240" w:lineRule="auto"/>
               <w:rPr>
-                <w:rFonts w:ascii="Tahoma" w:hAnsi="Tahoma" w:cs="Tahoma"/>
+                <w:rFonts w:cstheme="minorHAnsi"/>
                 <w:b/>
                 <w:sz w:val="10"/>
                 <w:u w:val="single"/>
@@ -3320,7 +3272,7 @@
           <w:p>
             <w:pPr>
               <w:rPr>
-                <w:rFonts w:ascii="Tahoma" w:hAnsi="Tahoma" w:cs="Tahoma"/>
+                <w:rFonts w:cstheme="minorHAnsi"/>
               </w:rPr>
             </w:pPr>
           </w:p>
@@ -3341,7 +3293,7 @@
             <w:pPr>
               <w:spacing w:after="0" w:line="240" w:lineRule="auto"/>
               <w:rPr>
-                <w:rFonts w:ascii="Tahoma" w:hAnsi="Tahoma" w:cs="Tahoma"/>
+                <w:rFonts w:cstheme="minorHAnsi"/>
                 <w:b/>
                 <w:sz w:val="10"/>
                 <w:u w:val="single"/>
@@ -3367,7 +3319,7 @@
               <w:spacing w:after="0" w:line="240" w:lineRule="auto"/>
               <w:jc w:val="center"/>
               <w:rPr>
-                <w:rFonts w:ascii="Tahoma" w:hAnsi="Tahoma" w:cs="Tahoma"/>
+                <w:rFonts w:cstheme="minorHAnsi"/>
                 <w:b/>
               </w:rPr>
             </w:pPr>
@@ -3386,7 +3338,7 @@
             <w:pPr>
               <w:spacing w:after="0" w:line="240" w:lineRule="auto"/>
               <w:rPr>
-                <w:rFonts w:ascii="Tahoma" w:hAnsi="Tahoma" w:cs="Tahoma"/>
+                <w:rFonts w:cstheme="minorHAnsi"/>
                 <w:b/>
                 <w:sz w:val="10"/>
                 <w:u w:val="single"/>
@@ -3412,7 +3364,7 @@
             <w:pPr>
               <w:spacing w:after="0" w:line="240" w:lineRule="auto"/>
               <w:rPr>
-                <w:rFonts w:ascii="Tahoma" w:hAnsi="Tahoma" w:cs="Tahoma"/>
+                <w:rFonts w:cstheme="minorHAnsi"/>
                 <w:b/>
                 <w:u w:val="single"/>
               </w:rPr>
@@ -3440,7 +3392,7 @@
               <w:spacing w:after="0" w:line="240" w:lineRule="auto"/>
               <w:jc w:val="center"/>
               <w:rPr>
-                <w:rFonts w:ascii="Tahoma" w:hAnsi="Tahoma" w:cs="Tahoma"/>
+                <w:rFonts w:cstheme="minorHAnsi"/>
               </w:rPr>
             </w:pPr>
           </w:p>
@@ -3460,7 +3412,7 @@
             <w:pPr>
               <w:spacing w:after="0" w:line="240" w:lineRule="auto"/>
               <w:rPr>
-                <w:rFonts w:ascii="Tahoma" w:hAnsi="Tahoma" w:cs="Tahoma"/>
+                <w:rFonts w:cstheme="minorHAnsi"/>
                 <w:b/>
                 <w:u w:val="single"/>
               </w:rPr>
@@ -3483,7 +3435,7 @@
             <w:pPr>
               <w:spacing w:after="0" w:line="240" w:lineRule="auto"/>
               <w:rPr>
-                <w:rFonts w:ascii="Tahoma" w:hAnsi="Tahoma" w:cs="Tahoma"/>
+                <w:rFonts w:cstheme="minorHAnsi"/>
                 <w:b/>
                 <w:u w:val="single"/>
               </w:rPr>
@@ -3503,7 +3455,7 @@
             <w:pPr>
               <w:spacing w:after="0" w:line="240" w:lineRule="auto"/>
               <w:rPr>
-                <w:rFonts w:ascii="Tahoma" w:hAnsi="Tahoma" w:cs="Tahoma"/>
+                <w:rFonts w:cstheme="minorHAnsi"/>
                 <w:b/>
                 <w:u w:val="single"/>
               </w:rPr>
@@ -3528,7 +3480,7 @@
             <w:pPr>
               <w:spacing w:after="0" w:line="240" w:lineRule="auto"/>
               <w:rPr>
-                <w:rFonts w:ascii="Tahoma" w:hAnsi="Tahoma" w:cs="Tahoma"/>
+                <w:rFonts w:cstheme="minorHAnsi"/>
                 <w:b/>
                 <w:u w:val="single"/>
               </w:rPr>
@@ -3551,7 +3503,7 @@
             <w:pPr>
               <w:spacing w:after="0" w:line="240" w:lineRule="auto"/>
               <w:rPr>
-                <w:rFonts w:ascii="Tahoma" w:hAnsi="Tahoma" w:cs="Tahoma"/>
+                <w:rFonts w:cstheme="minorHAnsi"/>
                 <w:b/>
                 <w:u w:val="single"/>
               </w:rPr>
@@ -3573,7 +3525,7 @@
             <w:pPr>
               <w:spacing w:after="0" w:line="240" w:lineRule="auto"/>
               <w:rPr>
-                <w:rFonts w:ascii="Tahoma" w:hAnsi="Tahoma" w:cs="Tahoma"/>
+                <w:rFonts w:cstheme="minorHAnsi"/>
                 <w:b/>
                 <w:u w:val="single"/>
               </w:rPr>
@@ -3596,7 +3548,7 @@
             <w:pPr>
               <w:spacing w:after="0" w:line="240" w:lineRule="auto"/>
               <w:rPr>
-                <w:rFonts w:ascii="Tahoma" w:hAnsi="Tahoma" w:cs="Tahoma"/>
+                <w:rFonts w:cstheme="minorHAnsi"/>
                 <w:b/>
                 <w:u w:val="single"/>
               </w:rPr>
@@ -3616,7 +3568,7 @@
             <w:pPr>
               <w:spacing w:after="0" w:line="240" w:lineRule="auto"/>
               <w:rPr>
-                <w:rFonts w:ascii="Tahoma" w:hAnsi="Tahoma" w:cs="Tahoma"/>
+                <w:rFonts w:cstheme="minorHAnsi"/>
                 <w:b/>
                 <w:u w:val="single"/>
               </w:rPr>
@@ -3641,7 +3593,7 @@
             <w:pPr>
               <w:spacing w:after="0" w:line="240" w:lineRule="auto"/>
               <w:rPr>
-                <w:rFonts w:ascii="Tahoma" w:hAnsi="Tahoma" w:cs="Tahoma"/>
+                <w:rFonts w:cstheme="minorHAnsi"/>
                 <w:b/>
                 <w:u w:val="single"/>
               </w:rPr>
@@ -3664,7 +3616,7 @@
             <w:pPr>
               <w:spacing w:after="0" w:line="240" w:lineRule="auto"/>
               <w:rPr>
-                <w:rFonts w:ascii="Tahoma" w:hAnsi="Tahoma" w:cs="Tahoma"/>
+                <w:rFonts w:cstheme="minorHAnsi"/>
                 <w:b/>
                 <w:u w:val="single"/>
               </w:rPr>
@@ -3686,7 +3638,7 @@
             <w:pPr>
               <w:spacing w:after="0" w:line="240" w:lineRule="auto"/>
               <w:rPr>
-                <w:rFonts w:ascii="Tahoma" w:hAnsi="Tahoma" w:cs="Tahoma"/>
+                <w:rFonts w:cstheme="minorHAnsi"/>
                 <w:b/>
                 <w:u w:val="single"/>
               </w:rPr>
@@ -3709,7 +3661,7 @@
             <w:pPr>
               <w:spacing w:after="0" w:line="240" w:lineRule="auto"/>
               <w:rPr>
-                <w:rFonts w:ascii="Tahoma" w:hAnsi="Tahoma" w:cs="Tahoma"/>
+                <w:rFonts w:cstheme="minorHAnsi"/>
                 <w:b/>
                 <w:u w:val="single"/>
               </w:rPr>
@@ -3729,7 +3681,7 @@
             <w:pPr>
               <w:spacing w:after="0" w:line="240" w:lineRule="auto"/>
               <w:rPr>
-                <w:rFonts w:ascii="Tahoma" w:hAnsi="Tahoma" w:cs="Tahoma"/>
+                <w:rFonts w:cstheme="minorHAnsi"/>
                 <w:b/>
                 <w:u w:val="single"/>
               </w:rPr>
@@ -3755,7 +3707,7 @@
             <w:pPr>
               <w:spacing w:after="0" w:line="240" w:lineRule="auto"/>
               <w:rPr>
-                <w:rFonts w:ascii="Tahoma" w:hAnsi="Tahoma" w:cs="Tahoma"/>
+                <w:rFonts w:cstheme="minorHAnsi"/>
                 <w:b/>
                 <w:sz w:val="20"/>
                 <w:u w:val="single"/>
@@ -3778,7 +3730,7 @@
             <w:pPr>
               <w:spacing w:after="0" w:line="240" w:lineRule="auto"/>
               <w:rPr>
-                <w:rFonts w:ascii="Tahoma" w:hAnsi="Tahoma" w:cs="Tahoma"/>
+                <w:rFonts w:cstheme="minorHAnsi"/>
                 <w:b/>
                 <w:sz w:val="18"/>
                 <w:u w:val="single"/>
@@ -3801,7 +3753,7 @@
             <w:pPr>
               <w:spacing w:after="0" w:line="240" w:lineRule="auto"/>
               <w:rPr>
-                <w:rFonts w:ascii="Tahoma" w:hAnsi="Tahoma" w:cs="Tahoma"/>
+                <w:rFonts w:cstheme="minorHAnsi"/>
                 <w:b/>
                 <w:u w:val="single"/>
               </w:rPr>
@@ -3823,7 +3775,7 @@
             <w:pPr>
               <w:spacing w:after="0" w:line="240" w:lineRule="auto"/>
               <w:rPr>
-                <w:rFonts w:ascii="Tahoma" w:hAnsi="Tahoma" w:cs="Tahoma"/>
+                <w:rFonts w:cstheme="minorHAnsi"/>
                 <w:b/>
                 <w:u w:val="single"/>
               </w:rPr>
@@ -3843,7 +3795,7 @@
             <w:pPr>
               <w:spacing w:after="0" w:line="240" w:lineRule="auto"/>
               <w:rPr>
-                <w:rFonts w:ascii="Tahoma" w:hAnsi="Tahoma" w:cs="Tahoma"/>
+                <w:rFonts w:cstheme="minorHAnsi"/>
                 <w:b/>
                 <w:u w:val="single"/>
               </w:rPr>
@@ -3868,7 +3820,7 @@
             <w:pPr>
               <w:spacing w:after="0" w:line="240" w:lineRule="auto"/>
               <w:rPr>
-                <w:rFonts w:ascii="Tahoma" w:hAnsi="Tahoma" w:cs="Tahoma"/>
+                <w:rFonts w:cstheme="minorHAnsi"/>
                 <w:b/>
                 <w:u w:val="single"/>
               </w:rPr>
@@ -3890,7 +3842,7 @@
             <w:pPr>
               <w:spacing w:after="0" w:line="240" w:lineRule="auto"/>
               <w:rPr>
-                <w:rFonts w:ascii="Tahoma" w:hAnsi="Tahoma" w:cs="Tahoma"/>
+                <w:rFonts w:cstheme="minorHAnsi"/>
                 <w:b/>
               </w:rPr>
             </w:pPr>
@@ -3932,7 +3884,7 @@
             <w:pPr>
               <w:spacing w:after="0" w:line="240" w:lineRule="auto"/>
               <w:rPr>
-                <w:rFonts w:ascii="Tahoma" w:hAnsi="Tahoma" w:cs="Tahoma"/>
+                <w:rFonts w:cstheme="minorHAnsi"/>
                 <w:b/>
                 <w:u w:val="single"/>
               </w:rPr>
@@ -3954,7 +3906,7 @@
             <w:pPr>
               <w:spacing w:after="0" w:line="240" w:lineRule="auto"/>
               <w:rPr>
-                <w:rFonts w:ascii="Tahoma" w:hAnsi="Tahoma" w:cs="Tahoma"/>
+                <w:rFonts w:cstheme="minorHAnsi"/>
                 <w:b/>
                 <w:u w:val="single"/>
               </w:rPr>
@@ -3978,7 +3930,7 @@
               <w:spacing w:after="0" w:line="240" w:lineRule="auto"/>
               <w:jc w:val="center"/>
               <w:rPr>
-                <w:rFonts w:ascii="Tahoma" w:hAnsi="Tahoma" w:cs="Tahoma"/>
+                <w:rFonts w:cstheme="minorHAnsi"/>
                 <w:b/>
                 <w:u w:val="single"/>
               </w:rPr>
@@ -4002,7 +3954,7 @@
               <w:spacing w:after="0" w:line="240" w:lineRule="auto"/>
               <w:jc w:val="center"/>
               <w:rPr>
-                <w:rFonts w:ascii="Tahoma" w:hAnsi="Tahoma" w:cs="Tahoma"/>
+                <w:rFonts w:cstheme="minorHAnsi"/>
                 <w:b/>
                 <w:u w:val="single"/>
               </w:rPr>
@@ -4024,7 +3976,7 @@
             <w:pPr>
               <w:spacing w:after="0" w:line="240" w:lineRule="auto"/>
               <w:rPr>
-                <w:rFonts w:ascii="Tahoma" w:hAnsi="Tahoma" w:cs="Tahoma"/>
+                <w:rFonts w:cstheme="minorHAnsi"/>
                 <w:b/>
                 <w:u w:val="single"/>
               </w:rPr>
@@ -4044,7 +3996,7 @@
             <w:pPr>
               <w:spacing w:after="0" w:line="240" w:lineRule="auto"/>
               <w:rPr>
-                <w:rFonts w:ascii="Tahoma" w:hAnsi="Tahoma" w:cs="Tahoma"/>
+                <w:rFonts w:cstheme="minorHAnsi"/>
                 <w:b/>
                 <w:u w:val="single"/>
               </w:rPr>
@@ -4069,7 +4021,7 @@
             <w:pPr>
               <w:spacing w:after="0" w:line="240" w:lineRule="auto"/>
               <w:rPr>
-                <w:rFonts w:ascii="Tahoma" w:hAnsi="Tahoma" w:cs="Tahoma"/>
+                <w:rFonts w:cstheme="minorHAnsi"/>
                 <w:b/>
                 <w:sz w:val="16"/>
                 <w:u w:val="single"/>
@@ -4092,7 +4044,7 @@
             <w:pPr>
               <w:spacing w:after="0" w:line="240" w:lineRule="auto"/>
               <w:rPr>
-                <w:rFonts w:ascii="Tahoma" w:hAnsi="Tahoma" w:cs="Tahoma"/>
+                <w:rFonts w:cstheme="minorHAnsi"/>
                 <w:b/>
                 <w:sz w:val="2"/>
                 <w:u w:val="single"/>
@@ -4136,7 +4088,7 @@
             <w:pPr>
               <w:spacing w:after="0" w:line="240" w:lineRule="auto"/>
               <w:rPr>
-                <w:rFonts w:ascii="Tahoma" w:hAnsi="Tahoma" w:cs="Tahoma"/>
+                <w:rFonts w:cstheme="minorHAnsi"/>
                 <w:b/>
                 <w:u w:val="single"/>
               </w:rPr>
@@ -4158,7 +4110,7 @@
             <w:pPr>
               <w:spacing w:after="0" w:line="240" w:lineRule="auto"/>
               <w:rPr>
-                <w:rFonts w:ascii="Tahoma" w:hAnsi="Tahoma" w:cs="Tahoma"/>
+                <w:rFonts w:cstheme="minorHAnsi"/>
                 <w:b/>
                 <w:u w:val="single"/>
               </w:rPr>
@@ -4181,7 +4133,7 @@
               <w:spacing w:after="0" w:line="240" w:lineRule="auto"/>
               <w:jc w:val="center"/>
               <w:rPr>
-                <w:rFonts w:ascii="Tahoma" w:hAnsi="Tahoma" w:cs="Tahoma"/>
+                <w:rFonts w:cstheme="minorHAnsi"/>
                 <w:b/>
               </w:rPr>
             </w:pPr>
@@ -4204,7 +4156,7 @@
               <w:spacing w:after="0" w:line="240" w:lineRule="auto"/>
               <w:jc w:val="center"/>
               <w:rPr>
-                <w:rFonts w:ascii="Tahoma" w:hAnsi="Tahoma" w:cs="Tahoma"/>
+                <w:rFonts w:cstheme="minorHAnsi"/>
                 <w:b/>
                 <w:u w:val="single"/>
               </w:rPr>
@@ -4227,7 +4179,7 @@
               <w:spacing w:after="0" w:line="240" w:lineRule="auto"/>
               <w:jc w:val="center"/>
               <w:rPr>
-                <w:rFonts w:ascii="Tahoma" w:hAnsi="Tahoma" w:cs="Tahoma"/>
+                <w:rFonts w:cstheme="minorHAnsi"/>
                 <w:b/>
                 <w:u w:val="single"/>
               </w:rPr>
@@ -4251,7 +4203,7 @@
               <w:spacing w:after="0" w:line="240" w:lineRule="auto"/>
               <w:jc w:val="center"/>
               <w:rPr>
-                <w:rFonts w:ascii="Tahoma" w:hAnsi="Tahoma" w:cs="Tahoma"/>
+                <w:rFonts w:cstheme="minorHAnsi"/>
                 <w:b/>
                 <w:u w:val="single"/>
               </w:rPr>
@@ -4274,7 +4226,7 @@
               <w:spacing w:after="0" w:line="240" w:lineRule="auto"/>
               <w:jc w:val="center"/>
               <w:rPr>
-                <w:rFonts w:ascii="Tahoma" w:hAnsi="Tahoma" w:cs="Tahoma"/>
+                <w:rFonts w:cstheme="minorHAnsi"/>
                 <w:b/>
                 <w:u w:val="single"/>
               </w:rPr>
@@ -4296,7 +4248,7 @@
             <w:pPr>
               <w:spacing w:after="0" w:line="240" w:lineRule="auto"/>
               <w:rPr>
-                <w:rFonts w:ascii="Tahoma" w:hAnsi="Tahoma" w:cs="Tahoma"/>
+                <w:rFonts w:cstheme="minorHAnsi"/>
                 <w:b/>
                 <w:u w:val="single"/>
               </w:rPr>
@@ -4316,7 +4268,7 @@
             <w:pPr>
               <w:spacing w:after="0" w:line="240" w:lineRule="auto"/>
               <w:rPr>
-                <w:rFonts w:ascii="Tahoma" w:hAnsi="Tahoma" w:cs="Tahoma"/>
+                <w:rFonts w:cstheme="minorHAnsi"/>
                 <w:b/>
                 <w:u w:val="single"/>
               </w:rPr>
@@ -4341,7 +4293,7 @@
             <w:pPr>
               <w:spacing w:after="0" w:line="240" w:lineRule="auto"/>
               <w:rPr>
-                <w:rFonts w:ascii="Tahoma" w:hAnsi="Tahoma" w:cs="Tahoma"/>
+                <w:rFonts w:cstheme="minorHAnsi"/>
                 <w:b/>
                 <w:u w:val="single"/>
               </w:rPr>
@@ -4363,7 +4315,7 @@
             <w:pPr>
               <w:spacing w:after="0" w:line="240" w:lineRule="auto"/>
               <w:rPr>
-                <w:rFonts w:ascii="Tahoma" w:hAnsi="Tahoma" w:cs="Tahoma"/>
+                <w:rFonts w:cstheme="minorHAnsi"/>
                 <w:b/>
               </w:rPr>
             </w:pPr>
@@ -4405,7 +4357,7 @@
             <w:pPr>
               <w:spacing w:after="0" w:line="240" w:lineRule="auto"/>
               <w:rPr>
-                <w:rFonts w:ascii="Tahoma" w:hAnsi="Tahoma" w:cs="Tahoma"/>
+                <w:rFonts w:cstheme="minorHAnsi"/>
                 <w:b/>
                 <w:u w:val="single"/>
               </w:rPr>
@@ -4427,7 +4379,7 @@
             <w:pPr>
               <w:spacing w:after="0" w:line="240" w:lineRule="auto"/>
               <w:rPr>
-                <w:rFonts w:ascii="Tahoma" w:hAnsi="Tahoma" w:cs="Tahoma"/>
+                <w:rFonts w:cstheme="minorHAnsi"/>
                 <w:b/>
                 <w:u w:val="single"/>
               </w:rPr>
@@ -4450,7 +4402,7 @@
               <w:spacing w:after="0" w:line="240" w:lineRule="auto"/>
               <w:jc w:val="center"/>
               <w:rPr>
-                <w:rFonts w:ascii="Tahoma" w:hAnsi="Tahoma" w:cs="Tahoma"/>
+                <w:rFonts w:cstheme="minorHAnsi"/>
                 <w:sz w:val="20"/>
                 <w:szCs w:val="20"/>
               </w:rPr>
@@ -4474,7 +4426,7 @@
               <w:spacing w:after="0" w:line="240" w:lineRule="auto"/>
               <w:jc w:val="center"/>
               <w:rPr>
-                <w:rFonts w:ascii="Tahoma" w:hAnsi="Tahoma" w:cs="Tahoma"/>
+                <w:rFonts w:cstheme="minorHAnsi"/>
                 <w:sz w:val="20"/>
                 <w:szCs w:val="20"/>
               </w:rPr>
@@ -4497,7 +4449,7 @@
               <w:spacing w:after="0" w:line="240" w:lineRule="auto"/>
               <w:jc w:val="center"/>
               <w:rPr>
-                <w:rFonts w:ascii="Tahoma" w:hAnsi="Tahoma" w:cs="Tahoma"/>
+                <w:rFonts w:cstheme="minorHAnsi"/>
                 <w:sz w:val="20"/>
                 <w:szCs w:val="20"/>
               </w:rPr>
@@ -4521,7 +4473,7 @@
               <w:spacing w:after="0" w:line="240" w:lineRule="auto"/>
               <w:jc w:val="center"/>
               <w:rPr>
-                <w:rFonts w:ascii="Tahoma" w:hAnsi="Tahoma" w:cs="Tahoma"/>
+                <w:rFonts w:cstheme="minorHAnsi"/>
                 <w:sz w:val="20"/>
                 <w:szCs w:val="20"/>
               </w:rPr>
@@ -4544,7 +4496,7 @@
               <w:spacing w:after="0" w:line="240" w:lineRule="auto"/>
               <w:jc w:val="center"/>
               <w:rPr>
-                <w:rFonts w:ascii="Tahoma" w:hAnsi="Tahoma" w:cs="Tahoma"/>
+                <w:rFonts w:cstheme="minorHAnsi"/>
                 <w:sz w:val="18"/>
                 <w:szCs w:val="18"/>
               </w:rPr>
@@ -4566,7 +4518,7 @@
             <w:pPr>
               <w:spacing w:after="0" w:line="240" w:lineRule="auto"/>
               <w:rPr>
-                <w:rFonts w:ascii="Tahoma" w:hAnsi="Tahoma" w:cs="Tahoma"/>
+                <w:rFonts w:cstheme="minorHAnsi"/>
                 <w:b/>
                 <w:u w:val="single"/>
               </w:rPr>
@@ -4586,7 +4538,7 @@
             <w:pPr>
               <w:spacing w:after="0" w:line="240" w:lineRule="auto"/>
               <w:rPr>
-                <w:rFonts w:ascii="Tahoma" w:hAnsi="Tahoma" w:cs="Tahoma"/>
+                <w:rFonts w:cstheme="minorHAnsi"/>
                 <w:b/>
                 <w:u w:val="single"/>
               </w:rPr>
@@ -4611,7 +4563,7 @@
             <w:pPr>
               <w:spacing w:after="0" w:line="240" w:lineRule="auto"/>
               <w:rPr>
-                <w:rFonts w:ascii="Tahoma" w:hAnsi="Tahoma" w:cs="Tahoma"/>
+                <w:rFonts w:cstheme="minorHAnsi"/>
                 <w:b/>
                 <w:u w:val="single"/>
               </w:rPr>
@@ -4633,7 +4585,7 @@
             <w:pPr>
               <w:spacing w:after="0" w:line="240" w:lineRule="auto"/>
               <w:rPr>
-                <w:rFonts w:ascii="Tahoma" w:hAnsi="Tahoma" w:cs="Tahoma"/>
+                <w:rFonts w:cstheme="minorHAnsi"/>
                 <w:b/>
               </w:rPr>
             </w:pPr>
@@ -4675,7 +4627,7 @@
             <w:pPr>
               <w:spacing w:after="0" w:line="240" w:lineRule="auto"/>
               <w:rPr>
-                <w:rFonts w:ascii="Tahoma" w:hAnsi="Tahoma" w:cs="Tahoma"/>
+                <w:rFonts w:cstheme="minorHAnsi"/>
                 <w:b/>
                 <w:u w:val="single"/>
               </w:rPr>
@@ -4697,7 +4649,7 @@
             <w:pPr>
               <w:spacing w:after="0" w:line="240" w:lineRule="auto"/>
               <w:rPr>
-                <w:rFonts w:ascii="Tahoma" w:hAnsi="Tahoma" w:cs="Tahoma"/>
+                <w:rFonts w:cstheme="minorHAnsi"/>
                 <w:b/>
                 <w:u w:val="single"/>
               </w:rPr>
@@ -4720,7 +4672,7 @@
               <w:spacing w:after="0" w:line="240" w:lineRule="auto"/>
               <w:jc w:val="center"/>
               <w:rPr>
-                <w:rFonts w:ascii="Tahoma" w:hAnsi="Tahoma" w:cs="Tahoma"/>
+                <w:rFonts w:cstheme="minorHAnsi"/>
                 <w:sz w:val="20"/>
                 <w:szCs w:val="20"/>
               </w:rPr>
@@ -4744,7 +4696,7 @@
               <w:spacing w:after="0" w:line="240" w:lineRule="auto"/>
               <w:jc w:val="center"/>
               <w:rPr>
-                <w:rFonts w:ascii="Tahoma" w:hAnsi="Tahoma" w:cs="Tahoma"/>
+                <w:rFonts w:cstheme="minorHAnsi"/>
                 <w:sz w:val="20"/>
                 <w:szCs w:val="20"/>
               </w:rPr>
@@ -4767,7 +4719,7 @@
               <w:spacing w:after="0" w:line="240" w:lineRule="auto"/>
               <w:jc w:val="center"/>
               <w:rPr>
-                <w:rFonts w:ascii="Tahoma" w:hAnsi="Tahoma" w:cs="Tahoma"/>
+                <w:rFonts w:cstheme="minorHAnsi"/>
                 <w:sz w:val="20"/>
                 <w:szCs w:val="20"/>
               </w:rPr>
@@ -4791,7 +4743,7 @@
               <w:spacing w:after="0" w:line="240" w:lineRule="auto"/>
               <w:jc w:val="center"/>
               <w:rPr>
-                <w:rFonts w:ascii="Tahoma" w:hAnsi="Tahoma" w:cs="Tahoma"/>
+                <w:rFonts w:cstheme="minorHAnsi"/>
                 <w:sz w:val="20"/>
                 <w:szCs w:val="20"/>
               </w:rPr>
@@ -4814,7 +4766,7 @@
               <w:spacing w:after="0" w:line="240" w:lineRule="auto"/>
               <w:jc w:val="center"/>
               <w:rPr>
-                <w:rFonts w:ascii="Tahoma" w:hAnsi="Tahoma" w:cs="Tahoma"/>
+                <w:rFonts w:cstheme="minorHAnsi"/>
                 <w:sz w:val="18"/>
                 <w:szCs w:val="18"/>
               </w:rPr>
@@ -4836,7 +4788,7 @@
             <w:pPr>
               <w:spacing w:after="0" w:line="240" w:lineRule="auto"/>
               <w:rPr>
-                <w:rFonts w:ascii="Tahoma" w:hAnsi="Tahoma" w:cs="Tahoma"/>
+                <w:rFonts w:cstheme="minorHAnsi"/>
                 <w:b/>
                 <w:u w:val="single"/>
               </w:rPr>
@@ -4856,7 +4808,7 @@
             <w:pPr>
               <w:spacing w:after="0" w:line="240" w:lineRule="auto"/>
               <w:rPr>
-                <w:rFonts w:ascii="Tahoma" w:hAnsi="Tahoma" w:cs="Tahoma"/>
+                <w:rFonts w:cstheme="minorHAnsi"/>
                 <w:b/>
                 <w:u w:val="single"/>
               </w:rPr>
@@ -4881,7 +4833,7 @@
             <w:pPr>
               <w:spacing w:after="0" w:line="240" w:lineRule="auto"/>
               <w:rPr>
-                <w:rFonts w:ascii="Tahoma" w:hAnsi="Tahoma" w:cs="Tahoma"/>
+                <w:rFonts w:cstheme="minorHAnsi"/>
                 <w:b/>
                 <w:u w:val="single"/>
               </w:rPr>
@@ -4903,7 +4855,7 @@
             <w:pPr>
               <w:spacing w:after="0" w:line="240" w:lineRule="auto"/>
               <w:rPr>
-                <w:rFonts w:ascii="Tahoma" w:hAnsi="Tahoma" w:cs="Tahoma"/>
+                <w:rFonts w:cstheme="minorHAnsi"/>
                 <w:b/>
                 <w:u w:val="single"/>
               </w:rPr>
@@ -4925,7 +4877,7 @@
             <w:pPr>
               <w:spacing w:after="0" w:line="240" w:lineRule="auto"/>
               <w:rPr>
-                <w:rFonts w:ascii="Tahoma" w:hAnsi="Tahoma" w:cs="Tahoma"/>
+                <w:rFonts w:cstheme="minorHAnsi"/>
                 <w:b/>
                 <w:u w:val="single"/>
               </w:rPr>
@@ -4947,7 +4899,7 @@
             <w:pPr>
               <w:spacing w:after="0" w:line="240" w:lineRule="auto"/>
               <w:rPr>
-                <w:rFonts w:ascii="Tahoma" w:hAnsi="Tahoma" w:cs="Tahoma"/>
+                <w:rFonts w:cstheme="minorHAnsi"/>
                 <w:b/>
                 <w:u w:val="single"/>
               </w:rPr>
@@ -4969,7 +4921,7 @@
             <w:pPr>
               <w:spacing w:after="0" w:line="240" w:lineRule="auto"/>
               <w:rPr>
-                <w:rFonts w:ascii="Tahoma" w:hAnsi="Tahoma" w:cs="Tahoma"/>
+                <w:rFonts w:cstheme="minorHAnsi"/>
                 <w:b/>
                 <w:u w:val="single"/>
               </w:rPr>
@@ -4989,7 +4941,7 @@
             <w:pPr>
               <w:spacing w:after="0" w:line="240" w:lineRule="auto"/>
               <w:rPr>
-                <w:rFonts w:ascii="Tahoma" w:hAnsi="Tahoma" w:cs="Tahoma"/>
+                <w:rFonts w:cstheme="minorHAnsi"/>
                 <w:b/>
                 <w:u w:val="single"/>
               </w:rPr>
@@ -5014,7 +4966,7 @@
             <w:pPr>
               <w:spacing w:after="0" w:line="240" w:lineRule="auto"/>
               <w:rPr>
-                <w:rFonts w:ascii="Tahoma" w:hAnsi="Tahoma" w:cs="Tahoma"/>
+                <w:rFonts w:cstheme="minorHAnsi"/>
                 <w:b/>
                 <w:sz w:val="10"/>
                 <w:u w:val="single"/>
@@ -5037,7 +4989,7 @@
             <w:pPr>
               <w:spacing w:after="0" w:line="240" w:lineRule="auto"/>
               <w:rPr>
-                <w:rFonts w:ascii="Tahoma" w:hAnsi="Tahoma" w:cs="Tahoma"/>
+                <w:rFonts w:cstheme="minorHAnsi"/>
                 <w:b/>
                 <w:sz w:val="10"/>
                 <w:u w:val="single"/>
@@ -5060,7 +5012,7 @@
             <w:pPr>
               <w:spacing w:after="0" w:line="240" w:lineRule="auto"/>
               <w:rPr>
-                <w:rFonts w:ascii="Tahoma" w:hAnsi="Tahoma" w:cs="Tahoma"/>
+                <w:rFonts w:cstheme="minorHAnsi"/>
                 <w:b/>
                 <w:sz w:val="10"/>
                 <w:u w:val="single"/>
@@ -5083,7 +5035,7 @@
             <w:pPr>
               <w:spacing w:after="0" w:line="240" w:lineRule="auto"/>
               <w:rPr>
-                <w:rFonts w:ascii="Tahoma" w:hAnsi="Tahoma" w:cs="Tahoma"/>
+                <w:rFonts w:cstheme="minorHAnsi"/>
                 <w:b/>
                 <w:sz w:val="10"/>
                 <w:u w:val="single"/>
@@ -5104,7 +5056,7 @@
             <w:pPr>
               <w:spacing w:after="0" w:line="240" w:lineRule="auto"/>
               <w:rPr>
-                <w:rFonts w:ascii="Tahoma" w:hAnsi="Tahoma" w:cs="Tahoma"/>
+                <w:rFonts w:cstheme="minorHAnsi"/>
                 <w:b/>
                 <w:sz w:val="10"/>
                 <w:u w:val="single"/>
@@ -5130,12 +5082,15 @@
           <w:p>
             <w:pPr>
               <w:ind w:left="139"/>
-            </w:pPr>
-            <w:r>
-              <w:t>Analysis &amp; Recommendations</w:t>
-            </w:r>
-            <w:r>
-              <w:t>:</w:t>
+              <w:rPr>
+                <w:rFonts w:cstheme="minorHAnsi"/>
+              </w:rPr>
+            </w:pPr>
+            <w:r>
+              <w:rPr>
+                <w:rFonts w:cstheme="minorHAnsi"/>
+              </w:rPr>
+              <w:t>Analysis &amp; Recommendations:</w:t>
             </w:r>
           </w:p>
         </w:tc>
@@ -5162,7 +5117,7 @@
               <w:ind w:left="146" w:right="141"/>
               <w:jc w:val="both"/>
               <w:rPr>
-                <w:rFonts w:ascii="Calibri,Bold" w:hAnsi="Calibri,Bold" w:cs="Calibri,Bold"/>
+                <w:rFonts w:cstheme="minorHAnsi"/>
                 <w:b/>
                 <w:bCs/>
                 <w:lang w:eastAsia="en-MY"/>
@@ -5170,25 +5125,28 @@
             </w:pPr>
             <w:r>
               <w:rPr>
+                <w:rFonts w:cstheme="minorHAnsi"/>
                 <w:b/>
                 <w:i/>
               </w:rPr>
-              <w:lastRenderedPageBreak/>
               <w:t xml:space="preserve">Analysis: </w:t>
             </w:r>
             <w:r>
-              <w:t xml:space="preserve"> </w:t>
-            </w:r>
-            <w:r>
-              <w:t xml:space="preserve">Please refer </w:t>
-            </w:r>
-            <w:r>
-              <w:t xml:space="preserve">to </w:t>
-            </w:r>
-            <w:r>
-              <w:t>the following page</w:t>
-            </w:r>
-            <w:r>
+              <w:rPr>
+                <w:rFonts w:cstheme="minorHAnsi"/>
+              </w:rPr>
+              <w:t xml:space="preserve"> Please refer to the following page</w:t>
+            </w:r>
+            <w:r>
+              <w:rPr>
+                <w:rFonts w:cstheme="minorHAnsi"/>
+              </w:rPr>
+              <w:t xml:space="preserve"> for detail defect</w:t>
+            </w:r>
+            <w:r>
+              <w:rPr>
+                <w:rFonts w:cstheme="minorHAnsi"/>
+              </w:rPr>
               <w:t>.</w:t>
             </w:r>
           </w:p>
@@ -5212,29 +5170,45 @@
             <w:pPr>
               <w:ind w:left="146" w:right="141"/>
               <w:jc w:val="both"/>
-            </w:pPr>
-            <w:r>
-              <w:rPr>
-                <w:rFonts w:cs="Tahoma"/>
+              <w:rPr>
+                <w:rFonts w:cstheme="minorHAnsi"/>
+              </w:rPr>
+            </w:pPr>
+            <w:r>
+              <w:rPr>
+                <w:rFonts w:cstheme="minorHAnsi"/>
                 <w:b/>
                 <w:i/>
                 <w:noProof/>
                 <w:lang w:val="en-US"/>
               </w:rPr>
+              <w:lastRenderedPageBreak/>
               <w:t>Recommendation:</w:t>
             </w:r>
             <w:r>
               <w:rPr>
-                <w:rFonts w:cs="Tahoma"/>
+                <w:rFonts w:cstheme="minorHAnsi"/>
                 <w:noProof/>
                 <w:lang w:val="en-US"/>
               </w:rPr>
               <w:t xml:space="preserve"> </w:t>
             </w:r>
             <w:r>
+              <w:rPr>
+                <w:rFonts w:cstheme="minorHAnsi"/>
+              </w:rPr>
               <w:t>Please refer to the following page</w:t>
             </w:r>
             <w:r>
+              <w:rPr>
+                <w:rFonts w:cstheme="minorHAnsi"/>
+              </w:rPr>
+              <w:t xml:space="preserve"> for detail defect</w:t>
+            </w:r>
+            <w:r>
+              <w:rPr>
+                <w:rFonts w:cstheme="minorHAnsi"/>
+              </w:rPr>
               <w:t>.</w:t>
             </w:r>
           </w:p>
@@ -5247,6 +5221,9 @@
     <w:p>
       <w:pPr>
         <w:pStyle w:val="NoSpacing"/>
+        <w:rPr>
+          <w:rFonts w:cstheme="minorHAnsi"/>
+        </w:rPr>
       </w:pPr>
     </w:p>
     <w:sectPr>
